--- a/assets/docs/lop2/Giao duc the chat - Lop 2.docx
+++ b/assets/docs/lop2/Giao duc the chat - Lop 2.docx
@@ -605,7 +605,7 @@
                 <w:i w:val="0"/>
                 <w:sz w:val="20"/>
               </w:rPr>
-              <w:t>Tiết 1 (1 tiết)</w:t>
+              <w:t>Tiết 1 (5 tiết)</w:t>
             </w:r>
           </w:p>
         </w:tc>
@@ -746,7 +746,7 @@
                 <w:i w:val="0"/>
                 <w:sz w:val="20"/>
               </w:rPr>
-              <w:t>Tiết 2 (1 tiết)</w:t>
+              <w:t>Tiết 2 (5 tiết)</w:t>
             </w:r>
           </w:p>
         </w:tc>
@@ -876,7 +876,7 @@
                 <w:i w:val="0"/>
                 <w:sz w:val="20"/>
               </w:rPr>
-              <w:t>Tiết 3 (1 tiết)</w:t>
+              <w:t>Tiết 3 (5 tiết)</w:t>
             </w:r>
           </w:p>
         </w:tc>
@@ -1017,7 +1017,7 @@
                 <w:i w:val="0"/>
                 <w:sz w:val="20"/>
               </w:rPr>
-              <w:t>Tiết 4 (1 tiết)</w:t>
+              <w:t>Tiết 4 (5 tiết)</w:t>
             </w:r>
           </w:p>
         </w:tc>
@@ -1127,7 +1127,7 @@
                 <w:i w:val="0"/>
                 <w:sz w:val="20"/>
               </w:rPr>
-              <w:t>Chủ đề 1: Đội hình đội ngũ — Bài 2: Chuyển đội hình hàng ngang thành đội hình vòng tròn và ngược lại (Tiết 1)</w:t>
+              <w:t>Chủ đề 1: Đội hình đội ngũ — Bài 1: Chuyển đội hình hàng dọc thành đội hình vòng tròn và ngược lại (Tiết 5)</w:t>
             </w:r>
           </w:p>
         </w:tc>
@@ -1147,7 +1147,7 @@
                 <w:i w:val="0"/>
                 <w:sz w:val="20"/>
               </w:rPr>
-              <w:t>Tiết 5 (1 tiết)</w:t>
+              <w:t>Tiết 5 (5 tiết)</w:t>
             </w:r>
           </w:p>
         </w:tc>
@@ -1241,7 +1241,7 @@
                 <w:i w:val="0"/>
                 <w:sz w:val="20"/>
               </w:rPr>
-              <w:t>Chủ đề 1: Đội hình đội ngũ — Bài 2: Chuyển đội hình hàng ngang thành đội hình vòng tròn và ngược lại (Tiết 2)</w:t>
+              <w:t>Chủ đề 1: Đội hình đội ngũ — Bài 2: Chuyển đội hình hàng ngang thành đội hình vòng tròn và ngược lại (Tiết 1)</w:t>
             </w:r>
           </w:p>
         </w:tc>
@@ -1261,7 +1261,7 @@
                 <w:i w:val="0"/>
                 <w:sz w:val="20"/>
               </w:rPr>
-              <w:t>Tiết 6 (1 tiết)</w:t>
+              <w:t>Tiết 6 (5 tiết)</w:t>
             </w:r>
           </w:p>
         </w:tc>
@@ -1357,7 +1357,7 @@
                 <w:i w:val="0"/>
                 <w:sz w:val="20"/>
               </w:rPr>
-              <w:t>Chủ đề 1: Đội hình đội ngũ — Bài 2: Chuyển đội hình hàng ngang thành đội hình vòng tròn và ngược lại (Tiết 3)</w:t>
+              <w:t>Chủ đề 1: Đội hình đội ngũ — Bài 2: Chuyển đội hình hàng ngang thành đội hình vòng tròn và ngược lại (Tiết 2)</w:t>
             </w:r>
           </w:p>
         </w:tc>
@@ -1377,7 +1377,7 @@
                 <w:i w:val="0"/>
                 <w:sz w:val="20"/>
               </w:rPr>
-              <w:t>Tiết 7 (1 tiết)</w:t>
+              <w:t>Tiết 7 (5 tiết)</w:t>
             </w:r>
           </w:p>
         </w:tc>
@@ -1471,7 +1471,7 @@
                 <w:i w:val="0"/>
                 <w:sz w:val="20"/>
               </w:rPr>
-              <w:t>Chủ đề 1: Đội hình đội ngũ — Bài 3: Giậm chân tại chỗ, đứng lại (Tiết 1)</w:t>
+              <w:t>Chủ đề 1: Đội hình đội ngũ — Bài 2: Chuyển đội hình hàng ngang thành đội hình vòng tròn và ngược lại (Tiết 3)</w:t>
             </w:r>
           </w:p>
         </w:tc>
@@ -1491,7 +1491,7 @@
                 <w:i w:val="0"/>
                 <w:sz w:val="20"/>
               </w:rPr>
-              <w:t>Tiết 8 (1 tiết)</w:t>
+              <w:t>Tiết 8 (5 tiết)</w:t>
             </w:r>
           </w:p>
         </w:tc>
@@ -1587,7 +1587,7 @@
                 <w:i w:val="0"/>
                 <w:sz w:val="20"/>
               </w:rPr>
-              <w:t>Chủ đề 1: Đội hình đội ngũ — Bài 3: Giậm chân tại chỗ, đứng lại (Tiết 2)</w:t>
+              <w:t>Chủ đề 1: Đội hình đội ngũ — Bài 2: Chuyển đội hình hàng ngang thành đội hình vòng tròn và ngược lại (Tiết 4)</w:t>
             </w:r>
           </w:p>
         </w:tc>
@@ -1607,7 +1607,7 @@
                 <w:i w:val="0"/>
                 <w:sz w:val="20"/>
               </w:rPr>
-              <w:t>Tiết 9 (1 tiết)</w:t>
+              <w:t>Tiết 9 (5 tiết)</w:t>
             </w:r>
           </w:p>
         </w:tc>
@@ -1701,7 +1701,7 @@
                 <w:i w:val="0"/>
                 <w:sz w:val="20"/>
               </w:rPr>
-              <w:t>Chủ đề 1: Đội hình đội ngũ — Bài 3: Giậm chân tại chỗ, đứng lại (Tiết 3)</w:t>
+              <w:t>Chủ đề 1: Đội hình đội ngũ — Bài 2: Chuyển đội hình hàng ngang thành đội hình vòng tròn và ngược lại (Tiết 5)</w:t>
             </w:r>
           </w:p>
         </w:tc>
@@ -1721,7 +1721,7 @@
                 <w:i w:val="0"/>
                 <w:sz w:val="20"/>
               </w:rPr>
-              <w:t>Tiết 10 (1 tiết)</w:t>
+              <w:t>Tiết 10 (5 tiết)</w:t>
             </w:r>
           </w:p>
         </w:tc>
@@ -1798,7 +1798,7 @@
                 <w:i w:val="0"/>
                 <w:sz w:val="20"/>
               </w:rPr>
-              <w:t>Chủ đề 2: Bài tập thể dục</w:t>
+              <w:t>Chủ đề 1: Đội hình đội ngũ</w:t>
             </w:r>
           </w:p>
         </w:tc>
@@ -1817,7 +1817,7 @@
                 <w:i w:val="0"/>
                 <w:sz w:val="20"/>
               </w:rPr>
-              <w:t>Chủ đề 2: Bài tập thể dục — Bài 1: Động tác vươn thở, động tác tay (Tiết 1)</w:t>
+              <w:t>Chủ đề 1: Đội hình đội ngũ — Bài 3: Giậm chân tại chỗ, đứng lại (Tiết 1)</w:t>
             </w:r>
           </w:p>
         </w:tc>
@@ -1837,7 +1837,7 @@
                 <w:i w:val="0"/>
                 <w:sz w:val="20"/>
               </w:rPr>
-              <w:t>Tiết 11 (1 tiết)</w:t>
+              <w:t>Tiết 11 (4 tiết)</w:t>
             </w:r>
           </w:p>
         </w:tc>
@@ -1932,7 +1932,7 @@
                 <w:i w:val="0"/>
                 <w:sz w:val="20"/>
               </w:rPr>
-              <w:t>Chủ đề 2: Bài tập thể dục — Bài 1: Động tác vươn thở, động tác tay (Tiết 2)</w:t>
+              <w:t>Chủ đề 1: Đội hình đội ngũ — Bài 3: Giậm chân tại chỗ, đứng lại (Tiết 2)</w:t>
             </w:r>
           </w:p>
         </w:tc>
@@ -1952,7 +1952,7 @@
                 <w:i w:val="0"/>
                 <w:sz w:val="20"/>
               </w:rPr>
-              <w:t>Tiết 12 (1 tiết)</w:t>
+              <w:t>Tiết 12 (4 tiết)</w:t>
             </w:r>
           </w:p>
         </w:tc>
@@ -2029,7 +2029,7 @@
                 <w:i w:val="0"/>
                 <w:sz w:val="20"/>
               </w:rPr>
-              <w:t>Chủ đề 2: Bài tập thể dục</w:t>
+              <w:t>Chủ đề 1: Đội hình đội ngũ</w:t>
             </w:r>
           </w:p>
         </w:tc>
@@ -2048,7 +2048,7 @@
                 <w:i w:val="0"/>
                 <w:sz w:val="20"/>
               </w:rPr>
-              <w:t>Chủ đề 2: Bài tập thể dục — Bài 1: Động tác vươn thở, động tác tay (Tiết 3)</w:t>
+              <w:t>Chủ đề 1: Đội hình đội ngũ — Bài 3: Giậm chân tại chỗ, đứng lại (Tiết 3)</w:t>
             </w:r>
           </w:p>
         </w:tc>
@@ -2068,7 +2068,7 @@
                 <w:i w:val="0"/>
                 <w:sz w:val="20"/>
               </w:rPr>
-              <w:t>Tiết 13 (1 tiết)</w:t>
+              <w:t>Tiết 13 (4 tiết)</w:t>
             </w:r>
           </w:p>
         </w:tc>
@@ -2162,7 +2162,7 @@
                 <w:i w:val="0"/>
                 <w:sz w:val="20"/>
               </w:rPr>
-              <w:t>Chủ đề 2: Bài tập thể dục — Bài 2: Động tác chân, động tác lườn, động tác bụng (Tiết 1)</w:t>
+              <w:t>Chủ đề 1: Đội hình đội ngũ — Bài 3: Giậm chân tại chỗ, đứng lại (Tiết 4)</w:t>
             </w:r>
           </w:p>
         </w:tc>
@@ -2182,7 +2182,7 @@
                 <w:i w:val="0"/>
                 <w:sz w:val="20"/>
               </w:rPr>
-              <w:t>Tiết 14 (1 tiết)</w:t>
+              <w:t>Tiết 14 (4 tiết)</w:t>
             </w:r>
           </w:p>
         </w:tc>
@@ -2278,7 +2278,7 @@
                 <w:i w:val="0"/>
                 <w:sz w:val="20"/>
               </w:rPr>
-              <w:t>Chủ đề 2: Bài tập thể dục — Bài 2: Động tác chân, động tác lườn, động tác bụng (Tiết 2)</w:t>
+              <w:t>Chủ đề 2: Bài tập thể dục — Bài 1: Động tác vươn thở, động tác tay (Tiết 1)</w:t>
             </w:r>
           </w:p>
         </w:tc>
@@ -2298,7 +2298,7 @@
                 <w:i w:val="0"/>
                 <w:sz w:val="20"/>
               </w:rPr>
-              <w:t>Tiết 15 (1 tiết)</w:t>
+              <w:t>Tiết 15 (2 tiết)</w:t>
             </w:r>
           </w:p>
         </w:tc>
@@ -2392,7 +2392,7 @@
                 <w:i w:val="0"/>
                 <w:sz w:val="20"/>
               </w:rPr>
-              <w:t>Chủ đề 2: Bài tập thể dục — Bài 2: Động tác chân, động tác lườn, động tác bụng (Tiết 3)</w:t>
+              <w:t>Chủ đề 2: Bài tập thể dục — Bài 1: Động tác vươn thở, động tác tay (Tiết 2)</w:t>
             </w:r>
           </w:p>
         </w:tc>
@@ -2412,7 +2412,7 @@
                 <w:i w:val="0"/>
                 <w:sz w:val="20"/>
               </w:rPr>
-              <w:t>Tiết 16 (1 tiết)</w:t>
+              <w:t>Tiết 16 (2 tiết)</w:t>
             </w:r>
           </w:p>
         </w:tc>
@@ -2489,7 +2489,7 @@
                 <w:i w:val="0"/>
                 <w:sz w:val="20"/>
               </w:rPr>
-              <w:t>Ôn tập, kiểm tra, đánh giá</w:t>
+              <w:t>Chủ đề 2: Bài tập thể dục</w:t>
             </w:r>
           </w:p>
         </w:tc>
@@ -2508,7 +2508,7 @@
                 <w:i w:val="0"/>
                 <w:sz w:val="20"/>
               </w:rPr>
-              <w:t>ÔN TẬP GIỮA HỌC KÌ I: Đội hình đội ngũ và một số động tác bài thể dục</w:t>
+              <w:t>Chủ đề 2: Bài tập thể dục — Bài 2: Động tác chân, động tác lườn, động tác bụng (Tiết 1)</w:t>
             </w:r>
           </w:p>
         </w:tc>
@@ -2528,7 +2528,7 @@
                 <w:i w:val="0"/>
                 <w:sz w:val="20"/>
               </w:rPr>
-              <w:t>Tiết 17 (1 tiết)</w:t>
+              <w:t>Tiết 17 (3 tiết)</w:t>
             </w:r>
           </w:p>
         </w:tc>
@@ -2604,7 +2604,6 @@
                 <w:i w:val="0"/>
                 <w:sz w:val="20"/>
               </w:rPr>
-              <w:t>Chủ đề 2: Bài tập thể dục</w:t>
             </w:r>
           </w:p>
         </w:tc>
@@ -2623,7 +2622,7 @@
                 <w:i w:val="0"/>
                 <w:sz w:val="20"/>
               </w:rPr>
-              <w:t>Chủ đề 2: Bài tập thể dục — Bài 2: Động tác chân, động tác lườn, động tác bụng (Tiết 4)</w:t>
+              <w:t>Chủ đề 2: Bài tập thể dục — Bài 2: Động tác chân, động tác lườn, động tác bụng (Tiết 2)</w:t>
             </w:r>
           </w:p>
         </w:tc>
@@ -2643,7 +2642,7 @@
                 <w:i w:val="0"/>
                 <w:sz w:val="20"/>
               </w:rPr>
-              <w:t>Tiết 18 (1 tiết)</w:t>
+              <w:t>Tiết 18 (3 tiết)</w:t>
             </w:r>
           </w:p>
         </w:tc>
@@ -2739,7 +2738,7 @@
                 <w:i w:val="0"/>
                 <w:sz w:val="20"/>
               </w:rPr>
-              <w:t>Chủ đề 2: Bài tập thể dục — Bài 3: Động tác phối hợp, động tác nhảy, động tác điều hòa (Tiết 1)</w:t>
+              <w:t>Chủ đề 2: Bài tập thể dục — Bài 2: Động tác chân, động tác lườn, động tác bụng (Tiết 3)</w:t>
             </w:r>
           </w:p>
         </w:tc>
@@ -2759,7 +2758,7 @@
                 <w:i w:val="0"/>
                 <w:sz w:val="20"/>
               </w:rPr>
-              <w:t>Tiết 19 (1 tiết)</w:t>
+              <w:t>Tiết 19 (3 tiết)</w:t>
             </w:r>
           </w:p>
         </w:tc>
@@ -2853,7 +2852,7 @@
                 <w:i w:val="0"/>
                 <w:sz w:val="20"/>
               </w:rPr>
-              <w:t>Chủ đề 2: Bài tập thể dục — Bài 3: Động tác phối hợp, động tác nhảy, động tác điều hòa (Tiết 2)</w:t>
+              <w:t>Chủ đề 2: Bài tập thể dục — Bài 3: Động tác phối hợp, động tác nhảy, động tác điều hoà (Tiết 1)</w:t>
             </w:r>
           </w:p>
         </w:tc>
@@ -2873,7 +2872,7 @@
                 <w:i w:val="0"/>
                 <w:sz w:val="20"/>
               </w:rPr>
-              <w:t>Tiết 20 (1 tiết)</w:t>
+              <w:t>Tiết 20 (2 tiết)</w:t>
             </w:r>
           </w:p>
         </w:tc>
@@ -2969,7 +2968,7 @@
                 <w:i w:val="0"/>
                 <w:sz w:val="20"/>
               </w:rPr>
-              <w:t>Chủ đề 2: Bài tập thể dục — Bài 3: Động tác phối hợp, động tác nhảy, động tác điều hòa (Tiết 3)</w:t>
+              <w:t>Chủ đề 2: Bài tập thể dục — Bài 3: Động tác phối hợp, động tác nhảy, động tác điều hoà (Tiết 2)</w:t>
             </w:r>
           </w:p>
         </w:tc>
@@ -2989,7 +2988,7 @@
                 <w:i w:val="0"/>
                 <w:sz w:val="20"/>
               </w:rPr>
-              <w:t>Tiết 21 (1 tiết)</w:t>
+              <w:t>Tiết 21 (2 tiết)</w:t>
             </w:r>
           </w:p>
         </w:tc>
@@ -3065,7 +3064,7 @@
                 <w:i w:val="0"/>
                 <w:sz w:val="20"/>
               </w:rPr>
-              <w:t>Chủ đề 3: Tư thế và kĩ năng vận động cơ bản</w:t>
+              <w:t>Ôn tập, kiểm tra, đánh giá</w:t>
             </w:r>
           </w:p>
         </w:tc>
@@ -3084,7 +3083,7 @@
                 <w:i w:val="0"/>
                 <w:sz w:val="20"/>
               </w:rPr>
-              <w:t>Chủ đề 3: Tư thế và kĩ năng vận động cơ bản — Bài 1: Bài tập di chuyển theo vạch kẻ thẳng (Tiết 1)</w:t>
+              <w:t>Ôn tập giữa học kì I</w:t>
             </w:r>
           </w:p>
         </w:tc>
@@ -3201,7 +3200,7 @@
                 <w:i w:val="0"/>
                 <w:sz w:val="20"/>
               </w:rPr>
-              <w:t>Chủ đề 3: Tư thế và kĩ năng vận động cơ bản — Bài 1: Bài tập di chuyển theo vạch kẻ thẳng (Tiết 2)</w:t>
+              <w:t>Chủ đề 3: Tư thế và kĩ năng vận động cơ bản — Bài 1: Bài tập di chuyển theo vạch kẻ thẳng (Tiết 1)</w:t>
             </w:r>
           </w:p>
         </w:tc>
@@ -3221,7 +3220,7 @@
                 <w:i w:val="0"/>
                 <w:sz w:val="20"/>
               </w:rPr>
-              <w:t>Tiết 23 (1 tiết)</w:t>
+              <w:t>Tiết 23 (5 tiết)</w:t>
             </w:r>
           </w:p>
         </w:tc>
@@ -3315,7 +3314,7 @@
                 <w:i w:val="0"/>
                 <w:sz w:val="20"/>
               </w:rPr>
-              <w:t>Chủ đề 3: Tư thế và kĩ năng vận động cơ bản — Bài 2: Bài tập phối hợp di chuyển vòng trái, vòng phải (Tiết 1)</w:t>
+              <w:t>Chủ đề 3: Tư thế và kĩ năng vận động cơ bản — Bài 1: Bài tập di chuyển theo vạch kẻ thẳng (Tiết 2)</w:t>
             </w:r>
           </w:p>
         </w:tc>
@@ -3335,7 +3334,7 @@
                 <w:i w:val="0"/>
                 <w:sz w:val="20"/>
               </w:rPr>
-              <w:t>Tiết 24 (1 tiết)</w:t>
+              <w:t>Tiết 24 (5 tiết)</w:t>
             </w:r>
           </w:p>
         </w:tc>
@@ -3431,7 +3430,7 @@
                 <w:i w:val="0"/>
                 <w:sz w:val="20"/>
               </w:rPr>
-              <w:t>Chủ đề 3: Tư thế và kĩ năng vận động cơ bản — Bài 2: Bài tập phối hợp di chuyển vòng trái, vòng phải (Tiết 2)</w:t>
+              <w:t>Chủ đề 3: Tư thế và kĩ năng vận động cơ bản — Bài 1: Bài tập di chuyển theo vạch kẻ thẳng (Tiết 3)</w:t>
             </w:r>
           </w:p>
         </w:tc>
@@ -3451,7 +3450,7 @@
                 <w:i w:val="0"/>
                 <w:sz w:val="20"/>
               </w:rPr>
-              <w:t>Tiết 25 (1 tiết)</w:t>
+              <w:t>Tiết 25 (5 tiết)</w:t>
             </w:r>
           </w:p>
         </w:tc>
@@ -3545,7 +3544,7 @@
                 <w:i w:val="0"/>
                 <w:sz w:val="20"/>
               </w:rPr>
-              <w:t>Chủ đề 3: Tư thế và kĩ năng vận động cơ bản — Bài 3: Bài tập phối hợp di chuyển nhanh dần theo vạch kẻ thẳng (Tiết 1)</w:t>
+              <w:t>Chủ đề 3: Tư thế và kĩ năng vận động cơ bản — Bài 1: Bài tập di chuyển theo vạch kẻ thẳng (Tiết 4)</w:t>
             </w:r>
           </w:p>
         </w:tc>
@@ -3565,7 +3564,7 @@
                 <w:i w:val="0"/>
                 <w:sz w:val="20"/>
               </w:rPr>
-              <w:t>Tiết 26 (1 tiết)</w:t>
+              <w:t>Tiết 26 (5 tiết)</w:t>
             </w:r>
           </w:p>
         </w:tc>
@@ -3661,7 +3660,7 @@
                 <w:i w:val="0"/>
                 <w:sz w:val="20"/>
               </w:rPr>
-              <w:t>Chủ đề 3: Tư thế và kĩ năng vận động cơ bản — Bài 3: Bài tập phối hợp di chuyển nhanh dần theo vạch kẻ thẳng (Tiết 2)</w:t>
+              <w:t>Chủ đề 3: Tư thế và kĩ năng vận động cơ bản — Bài 1: Bài tập di chuyển theo vạch kẻ thẳng (Tiết 5)</w:t>
             </w:r>
           </w:p>
         </w:tc>
@@ -3681,7 +3680,7 @@
                 <w:i w:val="0"/>
                 <w:sz w:val="20"/>
               </w:rPr>
-              <w:t>Tiết 27 (1 tiết)</w:t>
+              <w:t>Tiết 27 (5 tiết)</w:t>
             </w:r>
           </w:p>
         </w:tc>
@@ -3775,7 +3774,7 @@
                 <w:i w:val="0"/>
                 <w:sz w:val="20"/>
               </w:rPr>
-              <w:t>Chủ đề 3: Tư thế và kĩ năng vận động cơ bản — Bài 4: Bài tập phối hợp di chuyển nhanh dần theo vạch kẻ sang trái và sang phải (Tiết 1)</w:t>
+              <w:t>Chủ đề 3: Tư thế và kĩ năng vận động cơ bản — Bài 2: Bài tập phối hợp di chuyển vòng trái, vòng phải (Tiết 1)</w:t>
             </w:r>
           </w:p>
         </w:tc>
@@ -3795,7 +3794,7 @@
                 <w:i w:val="0"/>
                 <w:sz w:val="20"/>
               </w:rPr>
-              <w:t>Tiết 28 (1 tiết)</w:t>
+              <w:t>Tiết 28 (4 tiết)</w:t>
             </w:r>
           </w:p>
         </w:tc>
@@ -3891,7 +3890,7 @@
                 <w:i w:val="0"/>
                 <w:sz w:val="20"/>
               </w:rPr>
-              <w:t>Chủ đề 3: Tư thế và kĩ năng vận động cơ bản — Bài 4: Bài tập phối hợp di chuyển nhanh dần theo vạch kẻ sang trái và sang phải (Tiết 2)</w:t>
+              <w:t>Chủ đề 3: Tư thế và kĩ năng vận động cơ bản — Bài 2: Bài tập phối hợp di chuyển vòng trái, vòng phải (Tiết 2)</w:t>
             </w:r>
           </w:p>
         </w:tc>
@@ -3911,7 +3910,7 @@
                 <w:i w:val="0"/>
                 <w:sz w:val="20"/>
               </w:rPr>
-              <w:t>Tiết 29 (1 tiết)</w:t>
+              <w:t>Tiết 29 (4 tiết)</w:t>
             </w:r>
           </w:p>
         </w:tc>
@@ -4005,7 +4004,7 @@
                 <w:i w:val="0"/>
                 <w:sz w:val="20"/>
               </w:rPr>
-              <w:t>Chủ đề 3: Tư thế và kĩ năng vận động cơ bản — Bài 5: Các động tác quỳ, ngồi cơ bản (Tiết 1)</w:t>
+              <w:t>Chủ đề 3: Tư thế và kĩ năng vận động cơ bản — Bài 2: Bài tập phối hợp di chuyển vòng trái, vòng phải (Tiết 3)</w:t>
             </w:r>
           </w:p>
         </w:tc>
@@ -4025,7 +4024,7 @@
                 <w:i w:val="0"/>
                 <w:sz w:val="20"/>
               </w:rPr>
-              <w:t>Tiết 30 (1 tiết)</w:t>
+              <w:t>Tiết 30 (4 tiết)</w:t>
             </w:r>
           </w:p>
         </w:tc>
@@ -4122,7 +4121,7 @@
                 <w:i w:val="0"/>
                 <w:sz w:val="20"/>
               </w:rPr>
-              <w:t>Chủ đề 3: Tư thế và kĩ năng vận động cơ bản — Bài 5: Các động tác quỳ, ngồi cơ bản (Tiết 2)</w:t>
+              <w:t>Chủ đề 3: Tư thế và kĩ năng vận động cơ bản — Bài 2: Bài tập phối hợp di chuyển vòng trái, vòng phải (Tiết 4)</w:t>
             </w:r>
           </w:p>
         </w:tc>
@@ -4142,7 +4141,7 @@
                 <w:i w:val="0"/>
                 <w:sz w:val="20"/>
               </w:rPr>
-              <w:t>Tiết 31 (1 tiết)</w:t>
+              <w:t>Tiết 31 (4 tiết)</w:t>
             </w:r>
           </w:p>
         </w:tc>
@@ -4236,7 +4235,7 @@
                 <w:i w:val="0"/>
                 <w:sz w:val="20"/>
               </w:rPr>
-              <w:t>Chủ đề 3: Tư thế và kĩ năng vận động cơ bản — Bài 6: Bài tập phối hợp các động tác quỳ, ngồi cơ bản (Tiết 1)</w:t>
+              <w:t>Chủ đề 3: Tư thế và kĩ năng vận động cơ bản — Bài 3: Bài tập phối hợp di chuyển nhanh dần theo vạch kẻ thẳng (Tiết 1)</w:t>
             </w:r>
           </w:p>
         </w:tc>
@@ -4256,7 +4255,7 @@
                 <w:i w:val="0"/>
                 <w:sz w:val="20"/>
               </w:rPr>
-              <w:t>Tiết 32 (1 tiết)</w:t>
+              <w:t>Tiết 32 (4 tiết)</w:t>
             </w:r>
           </w:p>
         </w:tc>
@@ -4352,7 +4351,7 @@
                 <w:i w:val="0"/>
                 <w:sz w:val="20"/>
               </w:rPr>
-              <w:t>Chủ đề 3: Tư thế và kĩ năng vận động cơ bản — Bài 6: Bài tập phối hợp các động tác quỳ, ngồi cơ bản (Tiết 2)</w:t>
+              <w:t>Chủ đề 3: Tư thế và kĩ năng vận động cơ bản — Bài 3: Bài tập phối hợp di chuyển nhanh dần theo vạch kẻ thẳng (Tiết 2)</w:t>
             </w:r>
           </w:p>
         </w:tc>
@@ -4372,7 +4371,7 @@
                 <w:i w:val="0"/>
                 <w:sz w:val="20"/>
               </w:rPr>
-              <w:t>Tiết 33 (1 tiết)</w:t>
+              <w:t>Tiết 33 (4 tiết)</w:t>
             </w:r>
           </w:p>
         </w:tc>
@@ -4448,7 +4447,6 @@
                 <w:i w:val="0"/>
                 <w:sz w:val="20"/>
               </w:rPr>
-              <w:t>Ôn tập, kiểm tra, đánh giá</w:t>
             </w:r>
           </w:p>
         </w:tc>
@@ -4467,7 +4465,7 @@
                 <w:i w:val="0"/>
                 <w:sz w:val="20"/>
               </w:rPr>
-              <w:t>ÔN TẬP CUỐI HỌC KÌ I: Hệ thống các nội dung đội hình đội ngũ, bài thể dục và tư thế vận động cơ bản</w:t>
+              <w:t>Chủ đề 3: Tư thế và kĩ năng vận động cơ bản — Bài 3: Bài tập phối hợp di chuyển nhanh dần theo vạch kẻ thẳng (Tiết 3)</w:t>
             </w:r>
           </w:p>
         </w:tc>
@@ -4487,7 +4485,7 @@
                 <w:i w:val="0"/>
                 <w:sz w:val="20"/>
               </w:rPr>
-              <w:t>Tiết 34 (1 tiết)</w:t>
+              <w:t>Tiết 34 (4 tiết)</w:t>
             </w:r>
           </w:p>
         </w:tc>
@@ -4564,7 +4562,7 @@
                 <w:i w:val="0"/>
                 <w:sz w:val="20"/>
               </w:rPr>
-              <w:t>Ôn tập, kiểm tra, đánh giá</w:t>
+              <w:t>Chủ đề 3: Tư thế và kĩ năng vận động cơ bản</w:t>
             </w:r>
           </w:p>
         </w:tc>
@@ -4583,7 +4581,7 @@
                 <w:i w:val="0"/>
                 <w:sz w:val="20"/>
               </w:rPr>
-              <w:t>ÔN TẬP CUỐI HỌC KÌ I: Hoàn thiện động tác, chuẩn bị kiểm tra (Tiết ôn)</w:t>
+              <w:t>Chủ đề 3: Tư thế và kĩ năng vận động cơ bản — Bài 3: Bài tập phối hợp di chuyển nhanh dần theo vạch kẻ thẳng (Tiết 4)</w:t>
             </w:r>
           </w:p>
         </w:tc>
@@ -4603,7 +4601,7 @@
                 <w:i w:val="0"/>
                 <w:sz w:val="20"/>
               </w:rPr>
-              <w:t>Tiết 35 (1 tiết)</w:t>
+              <w:t>Tiết 35 (4 tiết)</w:t>
             </w:r>
           </w:p>
         </w:tc>
@@ -4679,6 +4677,7 @@
                 <w:i w:val="0"/>
                 <w:sz w:val="20"/>
               </w:rPr>
+              <w:t>Ôn tập, kiểm tra, đánh giá</w:t>
             </w:r>
           </w:p>
         </w:tc>
@@ -4697,7 +4696,7 @@
                 <w:i w:val="0"/>
                 <w:sz w:val="20"/>
               </w:rPr>
-              <w:t>ÔN TẬP, ĐÁNH GIÁ CUỐI HỌC KÌ I</w:t>
+              <w:t>Ôn tập và đánh giá cuối học kì I</w:t>
             </w:r>
           </w:p>
         </w:tc>
@@ -4818,7 +4817,7 @@
                 <w:i w:val="0"/>
                 <w:sz w:val="20"/>
               </w:rPr>
-              <w:t>Chủ đề 4: Thể thao tự chọn (Bóng rổ)</w:t>
+              <w:t>Chủ đề 3: Tư thế và kĩ năng vận động cơ bản</w:t>
             </w:r>
           </w:p>
         </w:tc>
@@ -4837,7 +4836,7 @@
                 <w:i w:val="0"/>
                 <w:sz w:val="20"/>
               </w:rPr>
-              <w:t>Chủ đề 4: Thể thao tự chọn (Bóng rổ) — Bài 1: Động tác di chuyển không bóng (Tiết 1)</w:t>
+              <w:t>Chủ đề 3: Tư thế và kĩ năng vận động cơ bản — Bài 4: Bài tập phối hợp di chuyển nhanh dần theo vạch kẻ sang trái và sang phải (Tiết 1)</w:t>
             </w:r>
           </w:p>
         </w:tc>
@@ -4857,7 +4856,7 @@
                 <w:i w:val="0"/>
                 <w:sz w:val="20"/>
               </w:rPr>
-              <w:t>Tiết 37 (1 tiết)</w:t>
+              <w:t>Tiết 37 (4 tiết)</w:t>
             </w:r>
           </w:p>
         </w:tc>
@@ -4952,7 +4951,7 @@
                 <w:i w:val="0"/>
                 <w:sz w:val="20"/>
               </w:rPr>
-              <w:t>Chủ đề 4: Thể thao tự chọn (Bóng rổ) — Bài 1: Động tác di chuyển không bóng (Tiết 2)</w:t>
+              <w:t>Chủ đề 3: Tư thế và kĩ năng vận động cơ bản — Bài 4: Bài tập phối hợp di chuyển nhanh dần theo vạch kẻ sang trái và sang phải (Tiết 2)</w:t>
             </w:r>
           </w:p>
         </w:tc>
@@ -4972,7 +4971,7 @@
                 <w:i w:val="0"/>
                 <w:sz w:val="20"/>
               </w:rPr>
-              <w:t>Tiết 38 (1 tiết)</w:t>
+              <w:t>Tiết 38 (4 tiết)</w:t>
             </w:r>
           </w:p>
         </w:tc>
@@ -5049,7 +5048,7 @@
                 <w:i w:val="0"/>
                 <w:sz w:val="20"/>
               </w:rPr>
-              <w:t>Chủ đề 4: Thể thao tự chọn (Bóng rổ)</w:t>
+              <w:t>Chủ đề 3: Tư thế và kĩ năng vận động cơ bản</w:t>
             </w:r>
           </w:p>
         </w:tc>
@@ -5068,7 +5067,7 @@
                 <w:i w:val="0"/>
                 <w:sz w:val="20"/>
               </w:rPr>
-              <w:t>Chủ đề 4: Thể thao tự chọn (Bóng rổ) — Bài 1: Động tác di chuyển không bóng (Tiết 3)</w:t>
+              <w:t>Chủ đề 3: Tư thế và kĩ năng vận động cơ bản — Bài 4: Bài tập phối hợp di chuyển nhanh dần theo vạch kẻ sang trái và sang phải (Tiết 3)</w:t>
             </w:r>
           </w:p>
         </w:tc>
@@ -5088,7 +5087,7 @@
                 <w:i w:val="0"/>
                 <w:sz w:val="20"/>
               </w:rPr>
-              <w:t>Tiết 39 (1 tiết)</w:t>
+              <w:t>Tiết 39 (4 tiết)</w:t>
             </w:r>
           </w:p>
         </w:tc>
@@ -5182,7 +5181,7 @@
                 <w:i w:val="0"/>
                 <w:sz w:val="20"/>
               </w:rPr>
-              <w:t>Chủ đề 4: Thể thao tự chọn (Bóng rổ) — Bài 1: Động tác di chuyển không bóng (Tiết 4)</w:t>
+              <w:t>Chủ đề 3: Tư thế và kĩ năng vận động cơ bản — Bài 4: Bài tập phối hợp di chuyển nhanh dần theo vạch kẻ sang trái và sang phải (Tiết 4)</w:t>
             </w:r>
           </w:p>
         </w:tc>
@@ -5202,7 +5201,7 @@
                 <w:i w:val="0"/>
                 <w:sz w:val="20"/>
               </w:rPr>
-              <w:t>Tiết 40 (1 tiết)</w:t>
+              <w:t>Tiết 40 (4 tiết)</w:t>
             </w:r>
           </w:p>
         </w:tc>
@@ -5279,7 +5278,7 @@
                 <w:i w:val="0"/>
                 <w:sz w:val="20"/>
               </w:rPr>
-              <w:t>Chủ đề 4: Thể thao tự chọn (Bóng rổ)</w:t>
+              <w:t>Chủ đề 3: Tư thế và kĩ năng vận động cơ bản</w:t>
             </w:r>
           </w:p>
         </w:tc>
@@ -5298,7 +5297,7 @@
                 <w:i w:val="0"/>
                 <w:sz w:val="20"/>
               </w:rPr>
-              <w:t>Chủ đề 4: Thể thao tự chọn (Bóng rổ) — Bài 1: Động tác di chuyển không bóng (Tiết 5)</w:t>
+              <w:t>Chủ đề 3: Tư thế và kĩ năng vận động cơ bản — Bài 5: Các động tác quỳ, ngồi cơ bản (Tiết 1)</w:t>
             </w:r>
           </w:p>
         </w:tc>
@@ -5318,7 +5317,7 @@
                 <w:i w:val="0"/>
                 <w:sz w:val="20"/>
               </w:rPr>
-              <w:t>Tiết 41 (1 tiết)</w:t>
+              <w:t>Tiết 41 (3 tiết)</w:t>
             </w:r>
           </w:p>
         </w:tc>
@@ -5412,7 +5411,7 @@
                 <w:i w:val="0"/>
                 <w:sz w:val="20"/>
               </w:rPr>
-              <w:t>Chủ đề 4: Thể thao tự chọn (Bóng rổ) — Bài 1: Động tác di chuyển không bóng (Tiết 6)</w:t>
+              <w:t>Chủ đề 3: Tư thế và kĩ năng vận động cơ bản — Bài 5: Các động tác quỳ, ngồi cơ bản (Tiết 2)</w:t>
             </w:r>
           </w:p>
         </w:tc>
@@ -5432,7 +5431,7 @@
                 <w:i w:val="0"/>
                 <w:sz w:val="20"/>
               </w:rPr>
-              <w:t>Tiết 42 (1 tiết)</w:t>
+              <w:t>Tiết 42 (3 tiết)</w:t>
             </w:r>
           </w:p>
         </w:tc>
@@ -5509,7 +5508,7 @@
                 <w:i w:val="0"/>
                 <w:sz w:val="20"/>
               </w:rPr>
-              <w:t>Chủ đề 4: Thể thao tự chọn (Bóng rổ)</w:t>
+              <w:t>Chủ đề 3: Tư thế và kĩ năng vận động cơ bản</w:t>
             </w:r>
           </w:p>
         </w:tc>
@@ -5528,7 +5527,7 @@
                 <w:i w:val="0"/>
                 <w:sz w:val="20"/>
               </w:rPr>
-              <w:t>Chủ đề 4: Thể thao tự chọn (Bóng rổ) — Bài 1: Động tác di chuyển không bóng (Tiết 7)</w:t>
+              <w:t>Chủ đề 3: Tư thế và kĩ năng vận động cơ bản — Bài 5: Các động tác quỳ, ngồi cơ bản (Tiết 3)</w:t>
             </w:r>
           </w:p>
         </w:tc>
@@ -5548,7 +5547,7 @@
                 <w:i w:val="0"/>
                 <w:sz w:val="20"/>
               </w:rPr>
-              <w:t>Tiết 43 (1 tiết)</w:t>
+              <w:t>Tiết 43 (3 tiết)</w:t>
             </w:r>
           </w:p>
         </w:tc>
@@ -5642,7 +5641,7 @@
                 <w:i w:val="0"/>
                 <w:sz w:val="20"/>
               </w:rPr>
-              <w:t>Chủ đề 4: Thể thao tự chọn (Bóng rổ) — Bài 1: Động tác di chuyển không bóng (Tiết 8)</w:t>
+              <w:t>Chủ đề 3: Tư thế và kĩ năng vận động cơ bản — Bài 6: Bài tập phối hợp các tư thế quỳ, ngồi cơ bản (Tiết 1)</w:t>
             </w:r>
           </w:p>
         </w:tc>
@@ -5662,7 +5661,7 @@
                 <w:i w:val="0"/>
                 <w:sz w:val="20"/>
               </w:rPr>
-              <w:t>Tiết 44 (1 tiết)</w:t>
+              <w:t>Tiết 44 (4 tiết)</w:t>
             </w:r>
           </w:p>
         </w:tc>
@@ -5739,7 +5738,7 @@
                 <w:i w:val="0"/>
                 <w:sz w:val="20"/>
               </w:rPr>
-              <w:t>Chủ đề 4: Thể thao tự chọn (Bóng rổ)</w:t>
+              <w:t>Chủ đề 3: Tư thế và kĩ năng vận động cơ bản</w:t>
             </w:r>
           </w:p>
         </w:tc>
@@ -5758,7 +5757,7 @@
                 <w:i w:val="0"/>
                 <w:sz w:val="20"/>
               </w:rPr>
-              <w:t>Chủ đề 4: Thể thao tự chọn (Bóng rổ) — Bài 2: Động tác dẫn bóng (Tiết 1)</w:t>
+              <w:t>Chủ đề 3: Tư thế và kĩ năng vận động cơ bản — Bài 6: Bài tập phối hợp các tư thế quỳ, ngồi cơ bản (Tiết 2)</w:t>
             </w:r>
           </w:p>
         </w:tc>
@@ -5778,7 +5777,7 @@
                 <w:i w:val="0"/>
                 <w:sz w:val="20"/>
               </w:rPr>
-              <w:t>Tiết 45 (1 tiết)</w:t>
+              <w:t>Tiết 45 (4 tiết)</w:t>
             </w:r>
           </w:p>
         </w:tc>
@@ -5872,7 +5871,7 @@
                 <w:i w:val="0"/>
                 <w:sz w:val="20"/>
               </w:rPr>
-              <w:t>Chủ đề 4: Thể thao tự chọn (Bóng rổ) — Bài 2: Động tác dẫn bóng (Tiết 2)</w:t>
+              <w:t>Chủ đề 3: Tư thế và kĩ năng vận động cơ bản — Bài 6: Bài tập phối hợp các tư thế quỳ, ngồi cơ bản (Tiết 3)</w:t>
             </w:r>
           </w:p>
         </w:tc>
@@ -5892,7 +5891,7 @@
                 <w:i w:val="0"/>
                 <w:sz w:val="20"/>
               </w:rPr>
-              <w:t>Tiết 46 (1 tiết)</w:t>
+              <w:t>Tiết 46 (4 tiết)</w:t>
             </w:r>
           </w:p>
         </w:tc>
@@ -5969,7 +5968,7 @@
                 <w:i w:val="0"/>
                 <w:sz w:val="20"/>
               </w:rPr>
-              <w:t>Chủ đề 4: Thể thao tự chọn (Bóng rổ)</w:t>
+              <w:t>Chủ đề 3: Tư thế và kĩ năng vận động cơ bản</w:t>
             </w:r>
           </w:p>
         </w:tc>
@@ -5988,7 +5987,7 @@
                 <w:i w:val="0"/>
                 <w:sz w:val="20"/>
               </w:rPr>
-              <w:t>Chủ đề 4: Thể thao tự chọn (Bóng rổ) — Bài 2: Động tác dẫn bóng (Tiết 3)</w:t>
+              <w:t>Chủ đề 3: Tư thế và kĩ năng vận động cơ bản — Bài 6: Bài tập phối hợp các tư thế quỳ, ngồi cơ bản (Tiết 4)</w:t>
             </w:r>
           </w:p>
         </w:tc>
@@ -6008,7 +6007,7 @@
                 <w:i w:val="0"/>
                 <w:sz w:val="20"/>
               </w:rPr>
-              <w:t>Tiết 47 (1 tiết)</w:t>
+              <w:t>Tiết 47 (4 tiết)</w:t>
             </w:r>
           </w:p>
         </w:tc>
@@ -6084,6 +6083,7 @@
                 <w:i w:val="0"/>
                 <w:sz w:val="20"/>
               </w:rPr>
+              <w:t>Chủ đề 4: Thể thao tự chọn (Bóng rổ)</w:t>
             </w:r>
           </w:p>
         </w:tc>
@@ -6102,7 +6102,7 @@
                 <w:i w:val="0"/>
                 <w:sz w:val="20"/>
               </w:rPr>
-              <w:t>Chủ đề 4: Thể thao tự chọn (Bóng rổ) — Bài 2: Động tác dẫn bóng (Tiết 4)</w:t>
+              <w:t>Chủ đề 4: Thể thao tự chọn (Bóng rổ) — Bài 1: Động tác di chuyển không bóng (Tiết 1)</w:t>
             </w:r>
           </w:p>
         </w:tc>
@@ -6122,7 +6122,7 @@
                 <w:i w:val="0"/>
                 <w:sz w:val="20"/>
               </w:rPr>
-              <w:t>Tiết 48 (1 tiết)</w:t>
+              <w:t>Tiết 48 (4 tiết)</w:t>
             </w:r>
           </w:p>
         </w:tc>
@@ -6218,7 +6218,7 @@
                 <w:i w:val="0"/>
                 <w:sz w:val="20"/>
               </w:rPr>
-              <w:t>Chủ đề 4: Thể thao tự chọn (Bóng rổ) — Bài 2: Động tác dẫn bóng (Tiết 5)</w:t>
+              <w:t>Chủ đề 4: Thể thao tự chọn (Bóng rổ) — Bài 1: Động tác di chuyển không bóng (Tiết 2)</w:t>
             </w:r>
           </w:p>
         </w:tc>
@@ -6238,7 +6238,7 @@
                 <w:i w:val="0"/>
                 <w:sz w:val="20"/>
               </w:rPr>
-              <w:t>Tiết 49 (1 tiết)</w:t>
+              <w:t>Tiết 49 (4 tiết)</w:t>
             </w:r>
           </w:p>
         </w:tc>
@@ -6332,7 +6332,7 @@
                 <w:i w:val="0"/>
                 <w:sz w:val="20"/>
               </w:rPr>
-              <w:t>Chủ đề 4: Thể thao tự chọn (Bóng rổ) — Bài 2: Động tác dẫn bóng (Tiết 6)</w:t>
+              <w:t>Chủ đề 4: Thể thao tự chọn (Bóng rổ) — Bài 1: Động tác di chuyển không bóng (Tiết 3)</w:t>
             </w:r>
           </w:p>
         </w:tc>
@@ -6352,7 +6352,7 @@
                 <w:i w:val="0"/>
                 <w:sz w:val="20"/>
               </w:rPr>
-              <w:t>Tiết 50 (1 tiết)</w:t>
+              <w:t>Tiết 50 (4 tiết)</w:t>
             </w:r>
           </w:p>
         </w:tc>
@@ -6448,7 +6448,7 @@
                 <w:i w:val="0"/>
                 <w:sz w:val="20"/>
               </w:rPr>
-              <w:t>Chủ đề 4: Thể thao tự chọn (Bóng rổ) — Bài 2: Động tác dẫn bóng (Tiết 7)</w:t>
+              <w:t>Chủ đề 4: Thể thao tự chọn (Bóng rổ) — Bài 1: Động tác di chuyển không bóng (Tiết 4)</w:t>
             </w:r>
           </w:p>
         </w:tc>
@@ -6468,7 +6468,7 @@
                 <w:i w:val="0"/>
                 <w:sz w:val="20"/>
               </w:rPr>
-              <w:t>Tiết 51 (1 tiết)</w:t>
+              <w:t>Tiết 51 (4 tiết)</w:t>
             </w:r>
           </w:p>
         </w:tc>
@@ -6562,7 +6562,7 @@
                 <w:i w:val="0"/>
                 <w:sz w:val="20"/>
               </w:rPr>
-              <w:t>Chủ đề 4: Thể thao tự chọn (Bóng rổ) — Bài 2: Động tác dẫn bóng (Tiết 8)</w:t>
+              <w:t>Chủ đề 4: Thể thao tự chọn (Bóng rổ) — Bài 2: Động tác dẫn bóng (Tiết 1)</w:t>
             </w:r>
           </w:p>
         </w:tc>
@@ -6582,7 +6582,7 @@
                 <w:i w:val="0"/>
                 <w:sz w:val="20"/>
               </w:rPr>
-              <w:t>Tiết 52 (1 tiết)</w:t>
+              <w:t>Tiết 52 (4 tiết)</w:t>
             </w:r>
           </w:p>
         </w:tc>
@@ -6659,7 +6659,7 @@
                 <w:i w:val="0"/>
                 <w:sz w:val="20"/>
               </w:rPr>
-              <w:t>Ôn tập, kiểm tra, đánh giá</w:t>
+              <w:t>Chủ đề 4: Thể thao tự chọn (Bóng rổ)</w:t>
             </w:r>
           </w:p>
         </w:tc>
@@ -6678,7 +6678,7 @@
                 <w:i w:val="0"/>
                 <w:sz w:val="20"/>
               </w:rPr>
-              <w:t>ÔN TẬP GIỮA HỌC KÌ II: Kĩ năng vận động với bóng (thể thao tự chọn)</w:t>
+              <w:t>Chủ đề 4: Thể thao tự chọn (Bóng rổ) — Bài 2: Động tác dẫn bóng (Tiết 2)</w:t>
             </w:r>
           </w:p>
         </w:tc>
@@ -6698,7 +6698,7 @@
                 <w:i w:val="0"/>
                 <w:sz w:val="20"/>
               </w:rPr>
-              <w:t>Tiết 53 (1 tiết)</w:t>
+              <w:t>Tiết 53 (4 tiết)</w:t>
             </w:r>
           </w:p>
         </w:tc>
@@ -6774,7 +6774,6 @@
                 <w:i w:val="0"/>
                 <w:sz w:val="20"/>
               </w:rPr>
-              <w:t>Chủ đề 4: Thể thao tự chọn (Bóng rổ)</w:t>
             </w:r>
           </w:p>
         </w:tc>
@@ -6793,7 +6792,7 @@
                 <w:i w:val="0"/>
                 <w:sz w:val="20"/>
               </w:rPr>
-              <w:t>Chủ đề 4: Thể thao tự chọn (Bóng rổ) — Bài 3: Động tác tung và bắt bóng bằng hai tay (Tiết 1)</w:t>
+              <w:t>Chủ đề 4: Thể thao tự chọn (Bóng rổ) — Bài 2: Động tác dẫn bóng (Tiết 3)</w:t>
             </w:r>
           </w:p>
         </w:tc>
@@ -6813,7 +6812,7 @@
                 <w:i w:val="0"/>
                 <w:sz w:val="20"/>
               </w:rPr>
-              <w:t>Tiết 54 (1 tiết)</w:t>
+              <w:t>Tiết 54 (4 tiết)</w:t>
             </w:r>
           </w:p>
         </w:tc>
@@ -6909,7 +6908,7 @@
                 <w:i w:val="0"/>
                 <w:sz w:val="20"/>
               </w:rPr>
-              <w:t>Chủ đề 4: Thể thao tự chọn (Bóng rổ) — Bài 3: Động tác tung và bắt bóng bằng hai tay (Tiết 2)</w:t>
+              <w:t>Chủ đề 4: Thể thao tự chọn (Bóng rổ) — Bài 2: Động tác dẫn bóng (Tiết 4)</w:t>
             </w:r>
           </w:p>
         </w:tc>
@@ -6929,7 +6928,7 @@
                 <w:i w:val="0"/>
                 <w:sz w:val="20"/>
               </w:rPr>
-              <w:t>Tiết 55 (1 tiết)</w:t>
+              <w:t>Tiết 55 (4 tiết)</w:t>
             </w:r>
           </w:p>
         </w:tc>
@@ -7005,6 +7004,7 @@
                 <w:i w:val="0"/>
                 <w:sz w:val="20"/>
               </w:rPr>
+              <w:t>Ôn tập, kiểm tra, đánh giá</w:t>
             </w:r>
           </w:p>
         </w:tc>
@@ -7023,7 +7023,7 @@
                 <w:i w:val="0"/>
                 <w:sz w:val="20"/>
               </w:rPr>
-              <w:t>Chủ đề 4: Thể thao tự chọn (Bóng rổ) — Bài 3: Động tác tung và bắt bóng bằng hai tay (Tiết 3)</w:t>
+              <w:t>Ôn tập giữa học kì II (Tiết 1 - Ôn tập)</w:t>
             </w:r>
           </w:p>
         </w:tc>
@@ -7120,7 +7120,7 @@
                 <w:i w:val="0"/>
                 <w:sz w:val="20"/>
               </w:rPr>
-              <w:t>Chủ đề 4: Thể thao tự chọn (Bóng rổ)</w:t>
+              <w:t>Ôn tập, kiểm tra, đánh giá</w:t>
             </w:r>
           </w:p>
         </w:tc>
@@ -7139,7 +7139,7 @@
                 <w:i w:val="0"/>
                 <w:sz w:val="20"/>
               </w:rPr>
-              <w:t>Chủ đề 4: Thể thao tự chọn (Bóng rổ) — Bài 3: Động tác tung và bắt bóng bằng hai tay (Tiết 4)</w:t>
+              <w:t>Ôn tập giữa học kì II (Tiết 2 - Đánh giá)</w:t>
             </w:r>
           </w:p>
         </w:tc>
@@ -7235,6 +7235,7 @@
                 <w:i w:val="0"/>
                 <w:sz w:val="20"/>
               </w:rPr>
+              <w:t>Chủ đề 4: Thể thao tự chọn (Bóng rổ)</w:t>
             </w:r>
           </w:p>
         </w:tc>
@@ -7253,7 +7254,7 @@
                 <w:i w:val="0"/>
                 <w:sz w:val="20"/>
               </w:rPr>
-              <w:t>Chủ đề 4: Thể thao tự chọn (Bóng rổ) — Bài 3: Động tác tung và bắt bóng bằng hai tay (Tiết 5)</w:t>
+              <w:t>Chủ đề 4: Thể thao tự chọn (Bóng rổ) — Bài 3: Động tác tung – bắt bóng bằng hai tay (Tiết 1)</w:t>
             </w:r>
           </w:p>
         </w:tc>
@@ -7273,7 +7274,7 @@
                 <w:i w:val="0"/>
                 <w:sz w:val="20"/>
               </w:rPr>
-              <w:t>Tiết 58 (1 tiết)</w:t>
+              <w:t>Tiết 58 (5 tiết)</w:t>
             </w:r>
           </w:p>
         </w:tc>
@@ -7369,7 +7370,7 @@
                 <w:i w:val="0"/>
                 <w:sz w:val="20"/>
               </w:rPr>
-              <w:t>Chủ đề 4: Thể thao tự chọn (Bóng rổ) — Bài 3: Động tác tung và bắt bóng bằng hai tay (Tiết 6)</w:t>
+              <w:t>Chủ đề 4: Thể thao tự chọn (Bóng rổ) — Bài 3: Động tác tung – bắt bóng bằng hai tay (Tiết 2)</w:t>
             </w:r>
           </w:p>
         </w:tc>
@@ -7389,7 +7390,7 @@
                 <w:i w:val="0"/>
                 <w:sz w:val="20"/>
               </w:rPr>
-              <w:t>Tiết 59 (1 tiết)</w:t>
+              <w:t>Tiết 59 (5 tiết)</w:t>
             </w:r>
           </w:p>
         </w:tc>
@@ -7483,7 +7484,7 @@
                 <w:i w:val="0"/>
                 <w:sz w:val="20"/>
               </w:rPr>
-              <w:t>Chủ đề 4: Thể thao tự chọn (Bóng rổ) — Bài 3: Động tác tung và bắt bóng bằng hai tay (Tiết 7)</w:t>
+              <w:t>Chủ đề 4: Thể thao tự chọn (Bóng rổ) — Bài 3: Động tác tung – bắt bóng bằng hai tay (Tiết 3)</w:t>
             </w:r>
           </w:p>
         </w:tc>
@@ -7503,7 +7504,7 @@
                 <w:i w:val="0"/>
                 <w:sz w:val="20"/>
               </w:rPr>
-              <w:t>Tiết 60 (1 tiết)</w:t>
+              <w:t>Tiết 60 (5 tiết)</w:t>
             </w:r>
           </w:p>
         </w:tc>
@@ -7599,7 +7600,7 @@
                 <w:i w:val="0"/>
                 <w:sz w:val="20"/>
               </w:rPr>
-              <w:t>Chủ đề 4: Thể thao tự chọn (Bóng rổ) — Bài 3: Động tác tung và bắt bóng bằng hai tay (Tiết 8)</w:t>
+              <w:t>Chủ đề 4: Thể thao tự chọn (Bóng rổ) — Bài 3: Động tác tung – bắt bóng bằng hai tay (Tiết 4)</w:t>
             </w:r>
           </w:p>
         </w:tc>
@@ -7619,7 +7620,7 @@
                 <w:i w:val="0"/>
                 <w:sz w:val="20"/>
               </w:rPr>
-              <w:t>Tiết 61 (1 tiết)</w:t>
+              <w:t>Tiết 61 (5 tiết)</w:t>
             </w:r>
           </w:p>
         </w:tc>
@@ -7713,7 +7714,7 @@
                 <w:i w:val="0"/>
                 <w:sz w:val="20"/>
               </w:rPr>
-              <w:t>Chủ đề 4: Thể thao tự chọn (Bóng rổ) — Bài 4: Động tác ném rổ bằng hai tay trước ngực (Tiết 1)</w:t>
+              <w:t>Chủ đề 4: Thể thao tự chọn (Bóng rổ) — Bài 3: Động tác tung – bắt bóng bằng hai tay (Tiết 5)</w:t>
             </w:r>
           </w:p>
         </w:tc>
@@ -7733,7 +7734,7 @@
                 <w:i w:val="0"/>
                 <w:sz w:val="20"/>
               </w:rPr>
-              <w:t>Tiết 62 (1 tiết)</w:t>
+              <w:t>Tiết 62 (5 tiết)</w:t>
             </w:r>
           </w:p>
         </w:tc>
@@ -7829,7 +7830,7 @@
                 <w:i w:val="0"/>
                 <w:sz w:val="20"/>
               </w:rPr>
-              <w:t>Chủ đề 4: Thể thao tự chọn (Bóng rổ) — Bài 4: Động tác ném rổ bằng hai tay trước ngực (Tiết 2)</w:t>
+              <w:t>Chủ đề 4: Thể thao tự chọn (Bóng rổ) — Bài 4: Động tác ném rổ hai tay trước ngực (Tiết 1)</w:t>
             </w:r>
           </w:p>
         </w:tc>
@@ -7849,7 +7850,7 @@
                 <w:i w:val="0"/>
                 <w:sz w:val="20"/>
               </w:rPr>
-              <w:t>Tiết 63 (1 tiết)</w:t>
+              <w:t>Tiết 63 (5 tiết)</w:t>
             </w:r>
           </w:p>
         </w:tc>
@@ -7943,7 +7944,7 @@
                 <w:i w:val="0"/>
                 <w:sz w:val="20"/>
               </w:rPr>
-              <w:t>Chủ đề 4: Thể thao tự chọn (Bóng rổ) — Bài 4: Động tác ném rổ bằng hai tay trước ngực (Tiết 3)</w:t>
+              <w:t>Chủ đề 4: Thể thao tự chọn (Bóng rổ) — Bài 4: Động tác ném rổ hai tay trước ngực (Tiết 2)</w:t>
             </w:r>
           </w:p>
         </w:tc>
@@ -7963,7 +7964,7 @@
                 <w:i w:val="0"/>
                 <w:sz w:val="20"/>
               </w:rPr>
-              <w:t>Tiết 64 (1 tiết)</w:t>
+              <w:t>Tiết 64 (5 tiết)</w:t>
             </w:r>
           </w:p>
         </w:tc>
@@ -8059,7 +8060,7 @@
                 <w:i w:val="0"/>
                 <w:sz w:val="20"/>
               </w:rPr>
-              <w:t>Chủ đề 4: Thể thao tự chọn (Bóng rổ) — Bài 4: Động tác ném rổ bằng hai tay trước ngực (Tiết 4)</w:t>
+              <w:t>Chủ đề 4: Thể thao tự chọn (Bóng rổ) — Bài 4: Động tác ném rổ hai tay trước ngực (Tiết 3)</w:t>
             </w:r>
           </w:p>
         </w:tc>
@@ -8079,7 +8080,7 @@
                 <w:i w:val="0"/>
                 <w:sz w:val="20"/>
               </w:rPr>
-              <w:t>Tiết 65 (1 tiết)</w:t>
+              <w:t>Tiết 65 (5 tiết)</w:t>
             </w:r>
           </w:p>
         </w:tc>
@@ -8173,7 +8174,7 @@
                 <w:i w:val="0"/>
                 <w:sz w:val="20"/>
               </w:rPr>
-              <w:t>Chủ đề 4: Thể thao tự chọn (Bóng rổ) — Bài 4: Động tác ném rổ bằng hai tay trước ngực (Tiết 5)</w:t>
+              <w:t>Chủ đề 4: Thể thao tự chọn (Bóng rổ) — Bài 4: Động tác ném rổ hai tay trước ngực (Tiết 4)</w:t>
             </w:r>
           </w:p>
         </w:tc>
@@ -8193,7 +8194,7 @@
                 <w:i w:val="0"/>
                 <w:sz w:val="20"/>
               </w:rPr>
-              <w:t>Tiết 66 (1 tiết)</w:t>
+              <w:t>Tiết 66 (5 tiết)</w:t>
             </w:r>
           </w:p>
         </w:tc>
@@ -8289,7 +8290,7 @@
                 <w:i w:val="0"/>
                 <w:sz w:val="20"/>
               </w:rPr>
-              <w:t>Chủ đề 4: Thể thao tự chọn (Bóng rổ) — Bài 4: Động tác ném rổ bằng hai tay trước ngực (Tiết 6)</w:t>
+              <w:t>Chủ đề 4: Thể thao tự chọn (Bóng rổ) — Bài 4: Động tác ném rổ hai tay trước ngực (Tiết 5)</w:t>
             </w:r>
           </w:p>
         </w:tc>
@@ -8309,7 +8310,7 @@
                 <w:i w:val="0"/>
                 <w:sz w:val="20"/>
               </w:rPr>
-              <w:t>Tiết 67 (1 tiết)</w:t>
+              <w:t>Tiết 67 (5 tiết)</w:t>
             </w:r>
           </w:p>
         </w:tc>
@@ -8385,6 +8386,7 @@
                 <w:i w:val="0"/>
                 <w:sz w:val="20"/>
               </w:rPr>
+              <w:t>Ôn tập, kiểm tra, đánh giá</w:t>
             </w:r>
           </w:p>
         </w:tc>
@@ -8403,7 +8405,7 @@
                 <w:i w:val="0"/>
                 <w:sz w:val="20"/>
               </w:rPr>
-              <w:t>Chủ đề 4: Thể thao tự chọn (Bóng rổ) — Bài 4: Động tác ném rổ bằng hai tay trước ngực (Tiết 7)</w:t>
+              <w:t>Ôn tập và đánh giá cuối năm (Tiết 1 - Ôn tập, hệ thống hoá)</w:t>
             </w:r>
           </w:p>
         </w:tc>
@@ -8519,7 +8521,7 @@
                 <w:i w:val="0"/>
                 <w:sz w:val="20"/>
               </w:rPr>
-              <w:t>ÔN TẬP CUỐI NĂM: Hệ thống, hoàn thiện các nội dung, chuẩn bị kiểm tra (Tiết ôn)</w:t>
+              <w:t>Ôn tập và đánh giá cuối năm (Tiết 2 - Đánh giá)</w:t>
             </w:r>
           </w:p>
         </w:tc>
@@ -8633,7 +8635,7 @@
                 <w:i w:val="0"/>
                 <w:sz w:val="20"/>
               </w:rPr>
-              <w:t>ÔN TẬP, ĐÁNH GIÁ CUỐI NĂM HỌC</w:t>
+              <w:t>Ôn tập và đánh giá cuối năm (Tiết 3 - Đánh giá, tổng kết năm học)</w:t>
             </w:r>
           </w:p>
         </w:tc>

--- a/assets/docs/lop2/Giao duc the chat - Lop 2.docx
+++ b/assets/docs/lop2/Giao duc the chat - Lop 2.docx
@@ -653,6 +653,19 @@
               <w:t>NLS-AT: Xem sơ đồ xong cất thiết bị; di chuyển không ngoái nhìn màn hình.</w:t>
             </w:r>
           </w:p>
+          <w:p>
+            <w:pPr>
+              <w:spacing w:after="0"/>
+            </w:pPr>
+            <w:r>
+              <w:rPr>
+                <w:b w:val="0"/>
+                <w:i w:val="0"/>
+                <w:sz w:val="18"/>
+              </w:rPr>
+              <w:t>KNS: KN hợp tác và tuân thủ luật chơi; thắng không kiêu, thua không nản.</w:t>
+            </w:r>
+          </w:p>
         </w:tc>
         <w:tc>
           <w:tcPr>
@@ -781,6 +794,19 @@
               <w:t>NLS-AT: GV chỉ chiếu video đã xem trước, tắt tự phát video khác</w:t>
             </w:r>
           </w:p>
+          <w:p>
+            <w:pPr>
+              <w:spacing w:after="0"/>
+            </w:pPr>
+            <w:r>
+              <w:rPr>
+                <w:b w:val="0"/>
+                <w:i w:val="0"/>
+                <w:sz w:val="18"/>
+              </w:rPr>
+              <w:t>KNS: KN hợp tác và tuân thủ luật chơi; thắng không kiêu, thua không nản.</w:t>
+            </w:r>
+          </w:p>
         </w:tc>
         <w:tc>
           <w:tcPr>
@@ -924,6 +950,19 @@
               <w:t>NLS-AT: Chỉ GV cầm máy quay; quay HS đã đồng ý, xem xong xoá.</w:t>
             </w:r>
           </w:p>
+          <w:p>
+            <w:pPr>
+              <w:spacing w:after="0"/>
+            </w:pPr>
+            <w:r>
+              <w:rPr>
+                <w:b w:val="0"/>
+                <w:i w:val="0"/>
+                <w:sz w:val="18"/>
+              </w:rPr>
+              <w:t>KNS: KN hợp tác và tuân thủ luật chơi; thắng không kiêu, thua không nản.</w:t>
+            </w:r>
+          </w:p>
         </w:tc>
         <w:tc>
           <w:tcPr>
@@ -1052,6 +1091,19 @@
               <w:t>NLS-AT: GV chỉ quay khi HS đồng ý, quay cả tổ chứ không cận mặt từng em</w:t>
             </w:r>
           </w:p>
+          <w:p>
+            <w:pPr>
+              <w:spacing w:after="0"/>
+            </w:pPr>
+            <w:r>
+              <w:rPr>
+                <w:b w:val="0"/>
+                <w:i w:val="0"/>
+                <w:sz w:val="18"/>
+              </w:rPr>
+              <w:t>KNS: KN hợp tác và tuân thủ luật chơi; thắng không kiêu, thua không nản.</w:t>
+            </w:r>
+          </w:p>
         </w:tc>
         <w:tc>
           <w:tcPr>
@@ -1166,6 +1218,7 @@
                 <w:i w:val="0"/>
                 <w:sz w:val="18"/>
               </w:rPr>
+              <w:t>KNS: KN hợp tác và tuân thủ luật chơi; thắng không kiêu, thua không nản.</w:t>
             </w:r>
           </w:p>
         </w:tc>
@@ -1280,6 +1333,7 @@
                 <w:i w:val="0"/>
                 <w:sz w:val="18"/>
               </w:rPr>
+              <w:t>KNS: KN hợp tác và tuân thủ luật chơi; thắng không kiêu, thua không nản.</w:t>
             </w:r>
           </w:p>
         </w:tc>
@@ -1396,6 +1450,7 @@
                 <w:i w:val="0"/>
                 <w:sz w:val="18"/>
               </w:rPr>
+              <w:t>KNS: KN hợp tác và tuân thủ luật chơi; thắng không kiêu, thua không nản.</w:t>
             </w:r>
           </w:p>
         </w:tc>
@@ -1510,6 +1565,7 @@
                 <w:i w:val="0"/>
                 <w:sz w:val="18"/>
               </w:rPr>
+              <w:t>KNS: KN hợp tác và tuân thủ luật chơi; thắng không kiêu, thua không nản.</w:t>
             </w:r>
           </w:p>
         </w:tc>
@@ -1626,6 +1682,7 @@
                 <w:i w:val="0"/>
                 <w:sz w:val="18"/>
               </w:rPr>
+              <w:t>KNS: KN hợp tác và tuân thủ luật chơi; thắng không kiêu, thua không nản.</w:t>
             </w:r>
           </w:p>
         </w:tc>
@@ -1740,6 +1797,7 @@
                 <w:i w:val="0"/>
                 <w:sz w:val="18"/>
               </w:rPr>
+              <w:t>KNS: KN hợp tác và tuân thủ luật chơi; thắng không kiêu, thua không nản.</w:t>
             </w:r>
           </w:p>
         </w:tc>
@@ -1859,6 +1917,19 @@
               <w:t>NLS-KT (Cơ bản 1): xem clip mẫu động tác trên màn hình rồi tập lại cho đúng.</w:t>
             </w:r>
           </w:p>
+          <w:p>
+            <w:pPr>
+              <w:spacing w:after="0"/>
+            </w:pPr>
+            <w:r>
+              <w:rPr>
+                <w:b w:val="0"/>
+                <w:i w:val="0"/>
+                <w:sz w:val="18"/>
+              </w:rPr>
+              <w:t>KNS: KN hợp tác và tuân thủ luật chơi; thắng không kiêu, thua không nản.</w:t>
+            </w:r>
+          </w:p>
         </w:tc>
         <w:tc>
           <w:tcPr>
@@ -1971,6 +2042,7 @@
                 <w:i w:val="0"/>
                 <w:sz w:val="18"/>
               </w:rPr>
+              <w:t>KNS: KN hợp tác và tuân thủ luật chơi; thắng không kiêu, thua không nản.</w:t>
             </w:r>
           </w:p>
         </w:tc>
@@ -2087,6 +2159,7 @@
                 <w:i w:val="0"/>
                 <w:sz w:val="18"/>
               </w:rPr>
+              <w:t>KNS: KN hợp tác và tuân thủ luật chơi; thắng không kiêu, thua không nản.</w:t>
             </w:r>
           </w:p>
         </w:tc>
@@ -2201,6 +2274,7 @@
                 <w:i w:val="0"/>
                 <w:sz w:val="18"/>
               </w:rPr>
+              <w:t>KNS: KN hợp tác và tuân thủ luật chơi; thắng không kiêu, thua không nản.</w:t>
             </w:r>
           </w:p>
         </w:tc>
@@ -3239,6 +3313,7 @@
                 <w:i w:val="0"/>
                 <w:sz w:val="18"/>
               </w:rPr>
+              <w:t>KNS: KN bảo đảm an toàn khi vận động: khởi động kĩ, tập đúng sức, biết dừng khi mệt.</w:t>
             </w:r>
           </w:p>
         </w:tc>
@@ -3353,6 +3428,7 @@
                 <w:i w:val="0"/>
                 <w:sz w:val="18"/>
               </w:rPr>
+              <w:t>KNS: KN bảo đảm an toàn khi vận động: khởi động kĩ, tập đúng sức, biết dừng khi mệt.</w:t>
             </w:r>
           </w:p>
         </w:tc>
@@ -3469,6 +3545,7 @@
                 <w:i w:val="0"/>
                 <w:sz w:val="18"/>
               </w:rPr>
+              <w:t>KNS: KN bảo đảm an toàn khi vận động: khởi động kĩ, tập đúng sức, biết dừng khi mệt.</w:t>
             </w:r>
           </w:p>
         </w:tc>
@@ -3583,6 +3660,7 @@
                 <w:i w:val="0"/>
                 <w:sz w:val="18"/>
               </w:rPr>
+              <w:t>KNS: KN bảo đảm an toàn khi vận động: khởi động kĩ, tập đúng sức, biết dừng khi mệt.</w:t>
             </w:r>
           </w:p>
         </w:tc>
@@ -3699,6 +3777,7 @@
                 <w:i w:val="0"/>
                 <w:sz w:val="18"/>
               </w:rPr>
+              <w:t>KNS: KN bảo đảm an toàn khi vận động: khởi động kĩ, tập đúng sức, biết dừng khi mệt.</w:t>
             </w:r>
           </w:p>
         </w:tc>
@@ -3813,6 +3892,7 @@
                 <w:i w:val="0"/>
                 <w:sz w:val="18"/>
               </w:rPr>
+              <w:t>KNS: KN bảo đảm an toàn khi vận động: khởi động kĩ, tập đúng sức, biết dừng khi mệt.</w:t>
             </w:r>
           </w:p>
         </w:tc>
@@ -3929,6 +4009,7 @@
                 <w:i w:val="0"/>
                 <w:sz w:val="18"/>
               </w:rPr>
+              <w:t>KNS: KN bảo đảm an toàn khi vận động: khởi động kĩ, tập đúng sức, biết dừng khi mệt.</w:t>
             </w:r>
           </w:p>
         </w:tc>
@@ -4046,6 +4127,19 @@
               <w:t>NLS-KT (Cơ bản 1): xem clip mẫu động tác trên màn hình rồi tập lại cho đúng.</w:t>
             </w:r>
           </w:p>
+          <w:p>
+            <w:pPr>
+              <w:spacing w:after="0"/>
+            </w:pPr>
+            <w:r>
+              <w:rPr>
+                <w:b w:val="0"/>
+                <w:i w:val="0"/>
+                <w:sz w:val="18"/>
+              </w:rPr>
+              <w:t>KNS: KN bảo đảm an toàn khi vận động: khởi động kĩ, tập đúng sức, biết dừng khi mệt.</w:t>
+            </w:r>
+          </w:p>
         </w:tc>
         <w:tc>
           <w:tcPr>
@@ -4160,6 +4254,7 @@
                 <w:i w:val="0"/>
                 <w:sz w:val="18"/>
               </w:rPr>
+              <w:t>KNS: KN bảo đảm an toàn khi vận động: khởi động kĩ, tập đúng sức, biết dừng khi mệt.</w:t>
             </w:r>
           </w:p>
         </w:tc>
@@ -4274,6 +4369,7 @@
                 <w:i w:val="0"/>
                 <w:sz w:val="18"/>
               </w:rPr>
+              <w:t>KNS: KN bảo đảm an toàn khi vận động: khởi động kĩ, tập đúng sức, biết dừng khi mệt.</w:t>
             </w:r>
           </w:p>
         </w:tc>
@@ -4390,6 +4486,7 @@
                 <w:i w:val="0"/>
                 <w:sz w:val="18"/>
               </w:rPr>
+              <w:t>KNS: KN bảo đảm an toàn khi vận động: khởi động kĩ, tập đúng sức, biết dừng khi mệt.</w:t>
             </w:r>
           </w:p>
         </w:tc>
@@ -4504,6 +4601,7 @@
                 <w:i w:val="0"/>
                 <w:sz w:val="18"/>
               </w:rPr>
+              <w:t>KNS: KN bảo đảm an toàn khi vận động: khởi động kĩ, tập đúng sức, biết dừng khi mệt.</w:t>
             </w:r>
           </w:p>
         </w:tc>
@@ -4620,6 +4718,7 @@
                 <w:i w:val="0"/>
                 <w:sz w:val="18"/>
               </w:rPr>
+              <w:t>KNS: KN bảo đảm an toàn khi vận động: khởi động kĩ, tập đúng sức, biết dừng khi mệt.</w:t>
             </w:r>
           </w:p>
         </w:tc>
@@ -4878,6 +4977,19 @@
               <w:t>NLS-KT (Cơ bản 1): xem clip mẫu động tác trên màn hình rồi tập lại cho đúng.</w:t>
             </w:r>
           </w:p>
+          <w:p>
+            <w:pPr>
+              <w:spacing w:after="0"/>
+            </w:pPr>
+            <w:r>
+              <w:rPr>
+                <w:b w:val="0"/>
+                <w:i w:val="0"/>
+                <w:sz w:val="18"/>
+              </w:rPr>
+              <w:t>KNS: KN bảo đảm an toàn khi vận động: khởi động kĩ, tập đúng sức, biết dừng khi mệt.</w:t>
+            </w:r>
+          </w:p>
         </w:tc>
         <w:tc>
           <w:tcPr>
@@ -4990,6 +5102,7 @@
                 <w:i w:val="0"/>
                 <w:sz w:val="18"/>
               </w:rPr>
+              <w:t>KNS: KN bảo đảm an toàn khi vận động: khởi động kĩ, tập đúng sức, biết dừng khi mệt.</w:t>
             </w:r>
           </w:p>
         </w:tc>
@@ -5106,6 +5219,7 @@
                 <w:i w:val="0"/>
                 <w:sz w:val="18"/>
               </w:rPr>
+              <w:t>KNS: KN bảo đảm an toàn khi vận động: khởi động kĩ, tập đúng sức, biết dừng khi mệt.</w:t>
             </w:r>
           </w:p>
         </w:tc>
@@ -5220,6 +5334,7 @@
                 <w:i w:val="0"/>
                 <w:sz w:val="18"/>
               </w:rPr>
+              <w:t>KNS: KN bảo đảm an toàn khi vận động: khởi động kĩ, tập đúng sức, biết dừng khi mệt.</w:t>
             </w:r>
           </w:p>
         </w:tc>
@@ -5336,6 +5451,7 @@
                 <w:i w:val="0"/>
                 <w:sz w:val="18"/>
               </w:rPr>
+              <w:t>KNS: KN bảo đảm an toàn khi vận động: khởi động kĩ, tập đúng sức, biết dừng khi mệt.</w:t>
             </w:r>
           </w:p>
         </w:tc>
@@ -5450,6 +5566,7 @@
                 <w:i w:val="0"/>
                 <w:sz w:val="18"/>
               </w:rPr>
+              <w:t>KNS: KN bảo đảm an toàn khi vận động: khởi động kĩ, tập đúng sức, biết dừng khi mệt.</w:t>
             </w:r>
           </w:p>
         </w:tc>
@@ -5566,6 +5683,7 @@
                 <w:i w:val="0"/>
                 <w:sz w:val="18"/>
               </w:rPr>
+              <w:t>KNS: KN bảo đảm an toàn khi vận động: khởi động kĩ, tập đúng sức, biết dừng khi mệt.</w:t>
             </w:r>
           </w:p>
         </w:tc>
@@ -5680,6 +5798,7 @@
                 <w:i w:val="0"/>
                 <w:sz w:val="18"/>
               </w:rPr>
+              <w:t>KNS: KN bảo đảm an toàn khi vận động: khởi động kĩ, tập đúng sức, biết dừng khi mệt.</w:t>
             </w:r>
           </w:p>
         </w:tc>
@@ -5796,6 +5915,7 @@
                 <w:i w:val="0"/>
                 <w:sz w:val="18"/>
               </w:rPr>
+              <w:t>KNS: KN bảo đảm an toàn khi vận động: khởi động kĩ, tập đúng sức, biết dừng khi mệt.</w:t>
             </w:r>
           </w:p>
         </w:tc>
@@ -5910,6 +6030,7 @@
                 <w:i w:val="0"/>
                 <w:sz w:val="18"/>
               </w:rPr>
+              <w:t>KNS: KN bảo đảm an toàn khi vận động: khởi động kĩ, tập đúng sức, biết dừng khi mệt.</w:t>
             </w:r>
           </w:p>
         </w:tc>
@@ -6026,6 +6147,7 @@
                 <w:i w:val="0"/>
                 <w:sz w:val="18"/>
               </w:rPr>
+              <w:t>KNS: KN bảo đảm an toàn khi vận động: khởi động kĩ, tập đúng sức, biết dừng khi mệt.</w:t>
             </w:r>
           </w:p>
         </w:tc>

--- a/assets/docs/lop2/Giao duc the chat - Lop 2.docx
+++ b/assets/docs/lop2/Giao duc the chat - Lop 2.docx
@@ -1218,6 +1218,45 @@
                 <w:i w:val="0"/>
                 <w:sz w:val="18"/>
               </w:rPr>
+              <w:t>NLS-KT (Cơ bản 1): GV chiếu sơ đồ nhìn từ trên xuống có mũi tên chỉ đường đi khi thực hiện “Chuyển đội hình hàng ngang thành đội hình vòng tròn và</w:t>
+            </w:r>
+          </w:p>
+          <w:p>
+            <w:pPr>
+              <w:spacing w:after="0"/>
+            </w:pPr>
+            <w:r>
+              <w:rPr>
+                <w:b w:val="0"/>
+                <w:i w:val="0"/>
+                <w:sz w:val="18"/>
+              </w:rPr>
+              <w:t>NLS-KT (Cơ bản 1): GV cho HS chỉ tay trên sơ đồ vị trí của tổ mình rồi mới ra sân thực hiện; sau lượt đầu</w:t>
+            </w:r>
+          </w:p>
+          <w:p>
+            <w:pPr>
+              <w:spacing w:after="0"/>
+            </w:pPr>
+            <w:r>
+              <w:rPr>
+                <w:b w:val="0"/>
+                <w:i w:val="0"/>
+                <w:sz w:val="18"/>
+              </w:rPr>
+              <w:t>NLS-AT: Xem sơ đồ xong phải cất thiết bị; khi di chuyển HS phải nhìn đường và nhìn bạn</w:t>
+            </w:r>
+          </w:p>
+          <w:p>
+            <w:pPr>
+              <w:spacing w:after="0"/>
+            </w:pPr>
+            <w:r>
+              <w:rPr>
+                <w:b w:val="0"/>
+                <w:i w:val="0"/>
+                <w:sz w:val="18"/>
+              </w:rPr>
               <w:t>KNS: KN hợp tác và tuân thủ luật chơi; thắng không kiêu, thua không nản.</w:t>
             </w:r>
           </w:p>
@@ -1327,6 +1366,45 @@
               <w:spacing w:after="0"/>
             </w:pPr>
             <w:r/>
+            <w:r>
+              <w:rPr>
+                <w:b w:val="0"/>
+                <w:i w:val="0"/>
+                <w:sz w:val="18"/>
+              </w:rPr>
+              <w:t>NLS-KT (Cơ bản 1): GV chiếu video mẫu bài “Chuyển đội hình hàng ngang thành đội hình vòng tròn và ngược lại”</w:t>
+            </w:r>
+          </w:p>
+          <w:p>
+            <w:pPr>
+              <w:spacing w:after="0"/>
+            </w:pPr>
+            <w:r>
+              <w:rPr>
+                <w:b w:val="0"/>
+                <w:i w:val="0"/>
+                <w:sz w:val="18"/>
+              </w:rPr>
+              <w:t>NLS-GQVĐ (Cơ bản 1): Khi các tổ thi đua, GV dùng điện thoại quay một lượt chuyển đội hình rồi chiếu lại; HS chỉ ra chỗ vòng tròn còn méo</w:t>
+            </w:r>
+          </w:p>
+          <w:p>
+            <w:pPr>
+              <w:spacing w:after="0"/>
+            </w:pPr>
+            <w:r>
+              <w:rPr>
+                <w:b w:val="0"/>
+                <w:i w:val="0"/>
+                <w:sz w:val="18"/>
+              </w:rPr>
+              <w:t>NLS-AT: GV hỏi ý kiến HS trước khi quay, clip chỉ mở trong giờ rồi xoá</w:t>
+            </w:r>
+          </w:p>
+          <w:p>
+            <w:pPr>
+              <w:spacing w:after="0"/>
+            </w:pPr>
             <w:r>
               <w:rPr>
                 <w:b w:val="0"/>

--- a/assets/docs/lop2/Giao duc the chat - Lop 2.docx
+++ b/assets/docs/lop2/Giao duc the chat - Lop 2.docx
@@ -624,7 +624,7 @@
                 <w:i w:val="0"/>
                 <w:sz w:val="18"/>
               </w:rPr>
-              <w:t>NLS-KT (Cơ bản 1): GV chiếu sơ đồ nhìn từ trên xuống có mũi tên chỉ đường khi chuyển hàng dọc thành vòng tròn; HS nhìn rõ đường đi cả lớp</w:t>
+              <w:t>NLS-KT (Cơ bản 1): GV chiếu trên tivi sơ đồ nhìn từ trên xuống có mũi tên chỉ đường đi khi “Chuyển đội hình hàng dọc thành đội hình vòng tròn và</w:t>
             </w:r>
           </w:p>
           <w:p>
@@ -637,7 +637,7 @@
                 <w:i w:val="0"/>
                 <w:sz w:val="18"/>
               </w:rPr>
-              <w:t>NLS-KT (Cơ bản 1): Sau lượt tập đầu, GV chiếu lại sơ đồ, HS chỉ vị trí tổ mình, chỗ vòng còn méo; GV hô khẩu lệnh theo mũi tên</w:t>
+              <w:t>NLS-KT (Cơ bản 1): Sau lượt tập đầu, GV chiếu lại sơ đồ và cho HS chỉ tay vị trí tổ mình</w:t>
             </w:r>
           </w:p>
           <w:p>
@@ -650,7 +650,7 @@
                 <w:i w:val="0"/>
                 <w:sz w:val="18"/>
               </w:rPr>
-              <w:t>NLS-AT: Xem sơ đồ xong cất thiết bị; di chuyển không ngoái nhìn màn hình.</w:t>
+              <w:t>NLS-AT: Xem sơ đồ xong phải cất thiết bị; khi di chuyển HS phải nhìn đường và nhìn bạn</w:t>
             </w:r>
           </w:p>
           <w:p>
@@ -778,32 +778,6 @@
                 <w:i w:val="0"/>
                 <w:sz w:val="18"/>
               </w:rPr>
-              <w:t>NLS-KT (Cơ bản 1): Ở phần hình thành kiến thức bài “Chuyển đội hình hàng dọc thành đội hình vòng tròn và ngược lại” (tiết 2)</w:t>
-            </w:r>
-          </w:p>
-          <w:p>
-            <w:pPr>
-              <w:spacing w:after="0"/>
-            </w:pPr>
-            <w:r>
-              <w:rPr>
-                <w:b w:val="0"/>
-                <w:i w:val="0"/>
-                <w:sz w:val="18"/>
-              </w:rPr>
-              <w:t>NLS-AT: GV chỉ chiếu video đã xem trước, tắt tự phát video khác</w:t>
-            </w:r>
-          </w:p>
-          <w:p>
-            <w:pPr>
-              <w:spacing w:after="0"/>
-            </w:pPr>
-            <w:r>
-              <w:rPr>
-                <w:b w:val="0"/>
-                <w:i w:val="0"/>
-                <w:sz w:val="18"/>
-              </w:rPr>
               <w:t>KNS: KN hợp tác và tuân thủ luật chơi; thắng không kiêu, thua không nản.</w:t>
             </w:r>
           </w:p>
@@ -921,45 +895,6 @@
                 <w:i w:val="0"/>
                 <w:sz w:val="18"/>
               </w:rPr>
-              <w:t>NLS-ST (Cơ bản 1): GV quay 5–10 giây một tổ chuyển hàng dọc thành vòng tròn bằng điện thoại, mở lại trên tivi chạy chậm; cả lớp nhìn chỗ hàng lệch</w:t>
-            </w:r>
-          </w:p>
-          <w:p>
-            <w:pPr>
-              <w:spacing w:after="0"/>
-            </w:pPr>
-            <w:r>
-              <w:rPr>
-                <w:b w:val="0"/>
-                <w:i w:val="0"/>
-                <w:sz w:val="18"/>
-              </w:rPr>
-              <w:t>NLS-GQVĐ (Cơ bản 1): GV dừng hình chỗ hàng lệch, hỏi vì sao, cần sửa gì; HS khen một điểm rồi góp ý một điểm, tổ tập lại ngay</w:t>
-            </w:r>
-          </w:p>
-          <w:p>
-            <w:pPr>
-              <w:spacing w:after="0"/>
-            </w:pPr>
-            <w:r>
-              <w:rPr>
-                <w:b w:val="0"/>
-                <w:i w:val="0"/>
-                <w:sz w:val="18"/>
-              </w:rPr>
-              <w:t>NLS-AT: Chỉ GV cầm máy quay; quay HS đã đồng ý, xem xong xoá.</w:t>
-            </w:r>
-          </w:p>
-          <w:p>
-            <w:pPr>
-              <w:spacing w:after="0"/>
-            </w:pPr>
-            <w:r>
-              <w:rPr>
-                <w:b w:val="0"/>
-                <w:i w:val="0"/>
-                <w:sz w:val="18"/>
-              </w:rPr>
               <w:t>KNS: KN hợp tác và tuân thủ luật chơi; thắng không kiêu, thua không nản.</w:t>
             </w:r>
           </w:p>
@@ -1075,32 +1010,6 @@
                 <w:i w:val="0"/>
                 <w:sz w:val="18"/>
               </w:rPr>
-              <w:t>NLS-GQVĐ (Cơ bản 1): Ở phần luyện tập bài “Chuyển đội hình hàng dọc thành đội hình vòng tròn và ngược lại” (tiết 4)</w:t>
-            </w:r>
-          </w:p>
-          <w:p>
-            <w:pPr>
-              <w:spacing w:after="0"/>
-            </w:pPr>
-            <w:r>
-              <w:rPr>
-                <w:b w:val="0"/>
-                <w:i w:val="0"/>
-                <w:sz w:val="18"/>
-              </w:rPr>
-              <w:t>NLS-AT: GV chỉ quay khi HS đồng ý, quay cả tổ chứ không cận mặt từng em</w:t>
-            </w:r>
-          </w:p>
-          <w:p>
-            <w:pPr>
-              <w:spacing w:after="0"/>
-            </w:pPr>
-            <w:r>
-              <w:rPr>
-                <w:b w:val="0"/>
-                <w:i w:val="0"/>
-                <w:sz w:val="18"/>
-              </w:rPr>
               <w:t>KNS: KN hợp tác và tuân thủ luật chơi; thắng không kiêu, thua không nản.</w:t>
             </w:r>
           </w:p>
@@ -1372,45 +1281,6 @@
                 <w:i w:val="0"/>
                 <w:sz w:val="18"/>
               </w:rPr>
-              <w:t>NLS-KT (Cơ bản 1): GV chiếu video mẫu bài “Chuyển đội hình hàng ngang thành đội hình vòng tròn và ngược lại”</w:t>
-            </w:r>
-          </w:p>
-          <w:p>
-            <w:pPr>
-              <w:spacing w:after="0"/>
-            </w:pPr>
-            <w:r>
-              <w:rPr>
-                <w:b w:val="0"/>
-                <w:i w:val="0"/>
-                <w:sz w:val="18"/>
-              </w:rPr>
-              <w:t>NLS-GQVĐ (Cơ bản 1): Khi các tổ thi đua, GV dùng điện thoại quay một lượt chuyển đội hình rồi chiếu lại; HS chỉ ra chỗ vòng tròn còn méo</w:t>
-            </w:r>
-          </w:p>
-          <w:p>
-            <w:pPr>
-              <w:spacing w:after="0"/>
-            </w:pPr>
-            <w:r>
-              <w:rPr>
-                <w:b w:val="0"/>
-                <w:i w:val="0"/>
-                <w:sz w:val="18"/>
-              </w:rPr>
-              <w:t>NLS-AT: GV hỏi ý kiến HS trước khi quay, clip chỉ mở trong giờ rồi xoá</w:t>
-            </w:r>
-          </w:p>
-          <w:p>
-            <w:pPr>
-              <w:spacing w:after="0"/>
-            </w:pPr>
-            <w:r>
-              <w:rPr>
-                <w:b w:val="0"/>
-                <w:i w:val="0"/>
-                <w:sz w:val="18"/>
-              </w:rPr>
               <w:t>KNS: KN hợp tác và tuân thủ luật chơi; thắng không kiêu, thua không nản.</w:t>
             </w:r>
           </w:p>
@@ -1643,6 +1513,45 @@
                 <w:i w:val="0"/>
                 <w:sz w:val="18"/>
               </w:rPr>
+              <w:t>NLS-KT (Cơ bản 1): GV chiếu clip mẫu “Giậm chân tại chỗ, đứng lại” đã chọn sẵn, cho chạy chậm và dừng lại ở từng nhịp để HS nhìn rõ vị trí</w:t>
+            </w:r>
+          </w:p>
+          <w:p>
+            <w:pPr>
+              <w:spacing w:after="0"/>
+            </w:pPr>
+            <w:r>
+              <w:rPr>
+                <w:b w:val="0"/>
+                <w:i w:val="0"/>
+                <w:sz w:val="18"/>
+              </w:rPr>
+              <w:t>NLS-KT (Cơ bản 1): GV hỏi HS chỉ ra một chi tiết trong clip mà lớp mình hay làm sai</w:t>
+            </w:r>
+          </w:p>
+          <w:p>
+            <w:pPr>
+              <w:spacing w:after="0"/>
+            </w:pPr>
+            <w:r>
+              <w:rPr>
+                <w:b w:val="0"/>
+                <w:i w:val="0"/>
+                <w:sz w:val="18"/>
+              </w:rPr>
+              <w:t>NLS-AT: Clip chỉ xem 1-2 phút rồi tắt, phần lớn thời gian vẫn dành cho vận động thật</w:t>
+            </w:r>
+          </w:p>
+          <w:p>
+            <w:pPr>
+              <w:spacing w:after="0"/>
+            </w:pPr>
+            <w:r>
+              <w:rPr>
+                <w:b w:val="0"/>
+                <w:i w:val="0"/>
+                <w:sz w:val="18"/>
+              </w:rPr>
               <w:t>KNS: KN hợp tác và tuân thủ luật chơi; thắng không kiêu, thua không nản.</w:t>
             </w:r>
           </w:p>
@@ -1992,7 +1901,33 @@
                 <w:i w:val="0"/>
                 <w:sz w:val="18"/>
               </w:rPr>
-              <w:t>NLS-KT (Cơ bản 1): xem clip mẫu động tác trên màn hình rồi tập lại cho đúng.</w:t>
+              <w:t>NLS-KT (Cơ bản 1): GV chiếu clip mẫu “Động tác vươn thở, động tác tay” đã chọn sẵn</w:t>
+            </w:r>
+          </w:p>
+          <w:p>
+            <w:pPr>
+              <w:spacing w:after="0"/>
+            </w:pPr>
+            <w:r>
+              <w:rPr>
+                <w:b w:val="0"/>
+                <w:i w:val="0"/>
+                <w:sz w:val="18"/>
+              </w:rPr>
+              <w:t>NLS-KT (Cơ bản 1): GV hỏi HS chỉ ra một chi tiết trong clip mà lớp mình hay làm sai</w:t>
+            </w:r>
+          </w:p>
+          <w:p>
+            <w:pPr>
+              <w:spacing w:after="0"/>
+            </w:pPr>
+            <w:r>
+              <w:rPr>
+                <w:b w:val="0"/>
+                <w:i w:val="0"/>
+                <w:sz w:val="18"/>
+              </w:rPr>
+              <w:t>NLS-AT: Clip chỉ xem 1-2 phút rồi tắt, phần lớn thời gian vẫn dành cho vận động thật</w:t>
             </w:r>
           </w:p>
           <w:p>
@@ -2352,6 +2287,45 @@
                 <w:i w:val="0"/>
                 <w:sz w:val="18"/>
               </w:rPr>
+              <w:t>NLS-KT (Cơ bản 1): GV chiếu clip mẫu “Động tác chân, động tác lườn, động tác bụng” đã chọn sẵn</w:t>
+            </w:r>
+          </w:p>
+          <w:p>
+            <w:pPr>
+              <w:spacing w:after="0"/>
+            </w:pPr>
+            <w:r>
+              <w:rPr>
+                <w:b w:val="0"/>
+                <w:i w:val="0"/>
+                <w:sz w:val="18"/>
+              </w:rPr>
+              <w:t>NLS-KT (Cơ bản 1): GV hỏi HS chỉ ra một chi tiết trong clip mà lớp mình hay làm sai</w:t>
+            </w:r>
+          </w:p>
+          <w:p>
+            <w:pPr>
+              <w:spacing w:after="0"/>
+            </w:pPr>
+            <w:r>
+              <w:rPr>
+                <w:b w:val="0"/>
+                <w:i w:val="0"/>
+                <w:sz w:val="18"/>
+              </w:rPr>
+              <w:t>NLS-AT: Clip chỉ xem 1-2 phút rồi tắt, phần lớn thời gian vẫn dành cho vận động thật</w:t>
+            </w:r>
+          </w:p>
+          <w:p>
+            <w:pPr>
+              <w:spacing w:after="0"/>
+            </w:pPr>
+            <w:r>
+              <w:rPr>
+                <w:b w:val="0"/>
+                <w:i w:val="0"/>
+                <w:sz w:val="18"/>
+              </w:rPr>
               <w:t>KNS: KN hợp tác và tuân thủ luật chơi; thắng không kiêu, thua không nản.</w:t>
             </w:r>
           </w:p>
@@ -2929,6 +2903,33 @@
                 <w:i w:val="0"/>
                 <w:sz w:val="18"/>
               </w:rPr>
+              <w:t>NLS-KT (Cơ bản 1): GV chiếu clip mẫu “Động tác phối hợp, động tác nhảy, động tác điều hòa” đã chọn sẵn</w:t>
+            </w:r>
+          </w:p>
+          <w:p>
+            <w:pPr>
+              <w:spacing w:after="0"/>
+            </w:pPr>
+            <w:r>
+              <w:rPr>
+                <w:b w:val="0"/>
+                <w:i w:val="0"/>
+                <w:sz w:val="18"/>
+              </w:rPr>
+              <w:t>NLS-KT (Cơ bản 1): GV hỏi HS chỉ ra một chi tiết trong clip mà lớp mình hay làm sai</w:t>
+            </w:r>
+          </w:p>
+          <w:p>
+            <w:pPr>
+              <w:spacing w:after="0"/>
+            </w:pPr>
+            <w:r>
+              <w:rPr>
+                <w:b w:val="0"/>
+                <w:i w:val="0"/>
+                <w:sz w:val="18"/>
+              </w:rPr>
+              <w:t>NLS-AT: Clip chỉ xem 1-2 phút rồi tắt, phần lớn thời gian vẫn dành cho vận động thật</w:t>
             </w:r>
           </w:p>
         </w:tc>
@@ -3274,7 +3275,33 @@
                 <w:i w:val="0"/>
                 <w:sz w:val="18"/>
               </w:rPr>
-              <w:t>NLS-AT (Cơ bản 1): vận động đủ mỗi ngày để cân bằng với thời gian ngồi trước màn hình.</w:t>
+              <w:t>NLS-KT (Cơ bản 1): GV chiếu clip mẫu “Bài tập di chuyển theo vạch kẻ thẳng” đã chọn sẵn</w:t>
+            </w:r>
+          </w:p>
+          <w:p>
+            <w:pPr>
+              <w:spacing w:after="0"/>
+            </w:pPr>
+            <w:r>
+              <w:rPr>
+                <w:b w:val="0"/>
+                <w:i w:val="0"/>
+                <w:sz w:val="18"/>
+              </w:rPr>
+              <w:t>NLS-KT (Cơ bản 1): GV hỏi HS chỉ ra một chi tiết trong clip mà lớp mình hay làm sai</w:t>
+            </w:r>
+          </w:p>
+          <w:p>
+            <w:pPr>
+              <w:spacing w:after="0"/>
+            </w:pPr>
+            <w:r>
+              <w:rPr>
+                <w:b w:val="0"/>
+                <w:i w:val="0"/>
+                <w:sz w:val="18"/>
+              </w:rPr>
+              <w:t>NLS-AT: Clip chỉ xem 1-2 phút rồi tắt, phần lớn thời gian vẫn dành cho vận động thật</w:t>
             </w:r>
           </w:p>
         </w:tc>
@@ -3506,6 +3533,45 @@
                 <w:i w:val="0"/>
                 <w:sz w:val="18"/>
               </w:rPr>
+              <w:t>NLS-KT (Cơ bản 1): GV chiếu clip mẫu “Bài tập phối hợp di chuyển vòng trái, vòng phải” đã chọn sẵn</w:t>
+            </w:r>
+          </w:p>
+          <w:p>
+            <w:pPr>
+              <w:spacing w:after="0"/>
+            </w:pPr>
+            <w:r>
+              <w:rPr>
+                <w:b w:val="0"/>
+                <w:i w:val="0"/>
+                <w:sz w:val="18"/>
+              </w:rPr>
+              <w:t>NLS-KT (Cơ bản 1): GV hỏi HS chỉ ra một chi tiết trong clip mà lớp mình hay làm sai</w:t>
+            </w:r>
+          </w:p>
+          <w:p>
+            <w:pPr>
+              <w:spacing w:after="0"/>
+            </w:pPr>
+            <w:r>
+              <w:rPr>
+                <w:b w:val="0"/>
+                <w:i w:val="0"/>
+                <w:sz w:val="18"/>
+              </w:rPr>
+              <w:t>NLS-AT: Clip chỉ xem 1-2 phút rồi tắt, phần lớn thời gian vẫn dành cho vận động thật</w:t>
+            </w:r>
+          </w:p>
+          <w:p>
+            <w:pPr>
+              <w:spacing w:after="0"/>
+            </w:pPr>
+            <w:r>
+              <w:rPr>
+                <w:b w:val="0"/>
+                <w:i w:val="0"/>
+                <w:sz w:val="18"/>
+              </w:rPr>
               <w:t>KNS: KN bảo đảm an toàn khi vận động: khởi động kĩ, tập đúng sức, biết dừng khi mệt.</w:t>
             </w:r>
           </w:p>
@@ -3738,6 +3804,45 @@
                 <w:i w:val="0"/>
                 <w:sz w:val="18"/>
               </w:rPr>
+              <w:t>NLS-KT (Cơ bản 1): GV chiếu clip mẫu “Bài tập phối hợp di chuyển nhanh dần theo vạch kẻ thẳng” đã chọn sẵn</w:t>
+            </w:r>
+          </w:p>
+          <w:p>
+            <w:pPr>
+              <w:spacing w:after="0"/>
+            </w:pPr>
+            <w:r>
+              <w:rPr>
+                <w:b w:val="0"/>
+                <w:i w:val="0"/>
+                <w:sz w:val="18"/>
+              </w:rPr>
+              <w:t>NLS-KT (Cơ bản 1): GV hỏi HS chỉ ra một chi tiết trong clip mà lớp mình hay làm sai</w:t>
+            </w:r>
+          </w:p>
+          <w:p>
+            <w:pPr>
+              <w:spacing w:after="0"/>
+            </w:pPr>
+            <w:r>
+              <w:rPr>
+                <w:b w:val="0"/>
+                <w:i w:val="0"/>
+                <w:sz w:val="18"/>
+              </w:rPr>
+              <w:t>NLS-AT: Clip chỉ xem 1-2 phút rồi tắt, phần lớn thời gian vẫn dành cho vận động thật</w:t>
+            </w:r>
+          </w:p>
+          <w:p>
+            <w:pPr>
+              <w:spacing w:after="0"/>
+            </w:pPr>
+            <w:r>
+              <w:rPr>
+                <w:b w:val="0"/>
+                <w:i w:val="0"/>
+                <w:sz w:val="18"/>
+              </w:rPr>
               <w:t>KNS: KN bảo đảm an toàn khi vận động: khởi động kĩ, tập đúng sức, biết dừng khi mệt.</w:t>
             </w:r>
           </w:p>
@@ -3970,6 +4075,45 @@
                 <w:i w:val="0"/>
                 <w:sz w:val="18"/>
               </w:rPr>
+              <w:t>NLS-KT (Cơ bản 1): GV chiếu clip mẫu “Bài tập phối hợp di chuyển nhanh dần theo vạch kẻ sang trái và sang phải” đã chọn sẵn</w:t>
+            </w:r>
+          </w:p>
+          <w:p>
+            <w:pPr>
+              <w:spacing w:after="0"/>
+            </w:pPr>
+            <w:r>
+              <w:rPr>
+                <w:b w:val="0"/>
+                <w:i w:val="0"/>
+                <w:sz w:val="18"/>
+              </w:rPr>
+              <w:t>NLS-KT (Cơ bản 1): GV hỏi HS chỉ ra một chi tiết trong clip mà lớp mình hay làm sai</w:t>
+            </w:r>
+          </w:p>
+          <w:p>
+            <w:pPr>
+              <w:spacing w:after="0"/>
+            </w:pPr>
+            <w:r>
+              <w:rPr>
+                <w:b w:val="0"/>
+                <w:i w:val="0"/>
+                <w:sz w:val="18"/>
+              </w:rPr>
+              <w:t>NLS-AT: Clip chỉ xem 1-2 phút rồi tắt, phần lớn thời gian vẫn dành cho vận động thật</w:t>
+            </w:r>
+          </w:p>
+          <w:p>
+            <w:pPr>
+              <w:spacing w:after="0"/>
+            </w:pPr>
+            <w:r>
+              <w:rPr>
+                <w:b w:val="0"/>
+                <w:i w:val="0"/>
+                <w:sz w:val="18"/>
+              </w:rPr>
               <w:t>KNS: KN bảo đảm an toàn khi vận động: khởi động kĩ, tập đúng sức, biết dừng khi mệt.</w:t>
             </w:r>
           </w:p>
@@ -4202,7 +4346,33 @@
                 <w:i w:val="0"/>
                 <w:sz w:val="18"/>
               </w:rPr>
-              <w:t>NLS-KT (Cơ bản 1): xem clip mẫu động tác trên màn hình rồi tập lại cho đúng.</w:t>
+              <w:t>NLS-KT (Cơ bản 1): GV chiếu clip mẫu “Các động tác quỳ, ngồi cơ bản” đã chọn sẵn</w:t>
+            </w:r>
+          </w:p>
+          <w:p>
+            <w:pPr>
+              <w:spacing w:after="0"/>
+            </w:pPr>
+            <w:r>
+              <w:rPr>
+                <w:b w:val="0"/>
+                <w:i w:val="0"/>
+                <w:sz w:val="18"/>
+              </w:rPr>
+              <w:t>NLS-KT (Cơ bản 1): GV hỏi HS chỉ ra một chi tiết trong clip mà lớp mình hay làm sai</w:t>
+            </w:r>
+          </w:p>
+          <w:p>
+            <w:pPr>
+              <w:spacing w:after="0"/>
+            </w:pPr>
+            <w:r>
+              <w:rPr>
+                <w:b w:val="0"/>
+                <w:i w:val="0"/>
+                <w:sz w:val="18"/>
+              </w:rPr>
+              <w:t>NLS-AT: Clip chỉ xem 1-2 phút rồi tắt, phần lớn thời gian vẫn dành cho vận động thật</w:t>
             </w:r>
           </w:p>
           <w:p>
@@ -4441,6 +4611,45 @@
               <w:spacing w:after="0"/>
             </w:pPr>
             <w:r/>
+            <w:r>
+              <w:rPr>
+                <w:b w:val="0"/>
+                <w:i w:val="0"/>
+                <w:sz w:val="18"/>
+              </w:rPr>
+              <w:t>NLS-KT (Cơ bản 1): GV chiếu clip mẫu “Bài tập phối hợp các động tác quỳ, ngồi cơ bản” đã chọn sẵn</w:t>
+            </w:r>
+          </w:p>
+          <w:p>
+            <w:pPr>
+              <w:spacing w:after="0"/>
+            </w:pPr>
+            <w:r>
+              <w:rPr>
+                <w:b w:val="0"/>
+                <w:i w:val="0"/>
+                <w:sz w:val="18"/>
+              </w:rPr>
+              <w:t>NLS-KT (Cơ bản 1): GV hỏi HS chỉ ra một chi tiết trong clip mà lớp mình hay làm sai</w:t>
+            </w:r>
+          </w:p>
+          <w:p>
+            <w:pPr>
+              <w:spacing w:after="0"/>
+            </w:pPr>
+            <w:r>
+              <w:rPr>
+                <w:b w:val="0"/>
+                <w:i w:val="0"/>
+                <w:sz w:val="18"/>
+              </w:rPr>
+              <w:t>NLS-AT: Clip chỉ xem 1-2 phút rồi tắt, phần lớn thời gian vẫn dành cho vận động thật</w:t>
+            </w:r>
+          </w:p>
+          <w:p>
+            <w:pPr>
+              <w:spacing w:after="0"/>
+            </w:pPr>
             <w:r>
               <w:rPr>
                 <w:b w:val="0"/>
@@ -5052,7 +5261,33 @@
                 <w:i w:val="0"/>
                 <w:sz w:val="18"/>
               </w:rPr>
-              <w:t>NLS-KT (Cơ bản 1): xem clip mẫu động tác trên màn hình rồi tập lại cho đúng.</w:t>
+              <w:t>NLS-KT (Cơ bản 1): GV chiếu clip mẫu “Động tác di chuyển không bóng” đã chọn sẵn, cho chạy chậm và dừng lại ở từng nhịp để HS nhìn rõ vị trí</w:t>
+            </w:r>
+          </w:p>
+          <w:p>
+            <w:pPr>
+              <w:spacing w:after="0"/>
+            </w:pPr>
+            <w:r>
+              <w:rPr>
+                <w:b w:val="0"/>
+                <w:i w:val="0"/>
+                <w:sz w:val="18"/>
+              </w:rPr>
+              <w:t>NLS-KT (Cơ bản 1): GV hỏi HS chỉ ra một chi tiết trong clip mà lớp mình hay làm sai</w:t>
+            </w:r>
+          </w:p>
+          <w:p>
+            <w:pPr>
+              <w:spacing w:after="0"/>
+            </w:pPr>
+            <w:r>
+              <w:rPr>
+                <w:b w:val="0"/>
+                <w:i w:val="0"/>
+                <w:sz w:val="18"/>
+              </w:rPr>
+              <w:t>NLS-AT: Clip chỉ xem 1-2 phút rồi tắt, phần lớn thời gian vẫn dành cho vận động thật</w:t>
             </w:r>
           </w:p>
           <w:p>
@@ -5993,6 +6228,45 @@
                 <w:i w:val="0"/>
                 <w:sz w:val="18"/>
               </w:rPr>
+              <w:t>NLS-KT (Cơ bản 1): GV chiếu clip mẫu “Động tác dẫn bóng” đã chọn sẵn, cho chạy chậm và dừng lại ở từng nhịp để HS nhìn rõ vị trí tay, chân</w:t>
+            </w:r>
+          </w:p>
+          <w:p>
+            <w:pPr>
+              <w:spacing w:after="0"/>
+            </w:pPr>
+            <w:r>
+              <w:rPr>
+                <w:b w:val="0"/>
+                <w:i w:val="0"/>
+                <w:sz w:val="18"/>
+              </w:rPr>
+              <w:t>NLS-KT (Cơ bản 1): GV hỏi HS chỉ ra một chi tiết trong clip mà lớp mình hay làm sai</w:t>
+            </w:r>
+          </w:p>
+          <w:p>
+            <w:pPr>
+              <w:spacing w:after="0"/>
+            </w:pPr>
+            <w:r>
+              <w:rPr>
+                <w:b w:val="0"/>
+                <w:i w:val="0"/>
+                <w:sz w:val="18"/>
+              </w:rPr>
+              <w:t>NLS-AT: Clip chỉ xem 1-2 phút rồi tắt, phần lớn thời gian vẫn dành cho vận động thật</w:t>
+            </w:r>
+          </w:p>
+          <w:p>
+            <w:pPr>
+              <w:spacing w:after="0"/>
+            </w:pPr>
+            <w:r>
+              <w:rPr>
+                <w:b w:val="0"/>
+                <w:i w:val="0"/>
+                <w:sz w:val="18"/>
+              </w:rPr>
               <w:t>KNS: KN bảo đảm an toàn khi vận động: khởi động kĩ, tập đúng sức, biết dừng khi mệt.</w:t>
             </w:r>
           </w:p>
@@ -7031,6 +7305,33 @@
                 <w:i w:val="0"/>
                 <w:sz w:val="18"/>
               </w:rPr>
+              <w:t>NLS-KT (Cơ bản 1): GV chiếu clip mẫu “Động tác tung và bắt bóng bằng hai tay” đã chọn sẵn</w:t>
+            </w:r>
+          </w:p>
+          <w:p>
+            <w:pPr>
+              <w:spacing w:after="0"/>
+            </w:pPr>
+            <w:r>
+              <w:rPr>
+                <w:b w:val="0"/>
+                <w:i w:val="0"/>
+                <w:sz w:val="18"/>
+              </w:rPr>
+              <w:t>NLS-KT (Cơ bản 1): GV hỏi HS chỉ ra một chi tiết trong clip mà lớp mình hay làm sai</w:t>
+            </w:r>
+          </w:p>
+          <w:p>
+            <w:pPr>
+              <w:spacing w:after="0"/>
+            </w:pPr>
+            <w:r>
+              <w:rPr>
+                <w:b w:val="0"/>
+                <w:i w:val="0"/>
+                <w:sz w:val="18"/>
+              </w:rPr>
+              <w:t>NLS-AT: Clip chỉ xem 1-2 phút rồi tắt, phần lớn thời gian vẫn dành cho vận động thật</w:t>
             </w:r>
           </w:p>
         </w:tc>
@@ -7953,6 +8254,33 @@
                 <w:i w:val="0"/>
                 <w:sz w:val="18"/>
               </w:rPr>
+              <w:t>NLS-KT (Cơ bản 1): GV chiếu clip mẫu “Động tác ném rổ bằng hai tay trước ngực” đã chọn sẵn</w:t>
+            </w:r>
+          </w:p>
+          <w:p>
+            <w:pPr>
+              <w:spacing w:after="0"/>
+            </w:pPr>
+            <w:r>
+              <w:rPr>
+                <w:b w:val="0"/>
+                <w:i w:val="0"/>
+                <w:sz w:val="18"/>
+              </w:rPr>
+              <w:t>NLS-KT (Cơ bản 1): GV hỏi HS chỉ ra một chi tiết trong clip mà lớp mình hay làm sai</w:t>
+            </w:r>
+          </w:p>
+          <w:p>
+            <w:pPr>
+              <w:spacing w:after="0"/>
+            </w:pPr>
+            <w:r>
+              <w:rPr>
+                <w:b w:val="0"/>
+                <w:i w:val="0"/>
+                <w:sz w:val="18"/>
+              </w:rPr>
+              <w:t>NLS-AT: Clip chỉ xem 1-2 phút rồi tắt, phần lớn thời gian vẫn dành cho vận động thật</w:t>
             </w:r>
           </w:p>
         </w:tc>

--- a/assets/docs/lop2/Giao duc the chat - Lop 2.docx
+++ b/assets/docs/lop2/Giao duc the chat - Lop 2.docx
@@ -1901,7 +1901,7 @@
                 <w:i w:val="0"/>
                 <w:sz w:val="18"/>
               </w:rPr>
-              <w:t>NLS-KT (Cơ bản 1): GV chiếu clip mẫu “Động tác vươn thở, động tác tay” đã chọn sẵn</w:t>
+              <w:t>NLS-KT (Cơ bản 1): GV chiếu video mẫu động tác vươn thở và động tác tay của bài thể dục, cho chạy chậm và dừng hình ở nhịp hít vào</w:t>
             </w:r>
           </w:p>
           <w:p>
@@ -1914,7 +1914,7 @@
                 <w:i w:val="0"/>
                 <w:sz w:val="18"/>
               </w:rPr>
-              <w:t>NLS-KT (Cơ bản 1): GV hỏi HS chỉ ra một chi tiết trong clip mà lớp mình hay làm sai</w:t>
+              <w:t>NLS-GQVĐ (Cơ bản 1): GV quay nhanh một lượt tập của từng tổ rồi chiếu lại cho cả lớp xem; HS chỉ ra bạn nào tay chưa thẳng</w:t>
             </w:r>
           </w:p>
           <w:p>
@@ -1927,7 +1927,7 @@
                 <w:i w:val="0"/>
                 <w:sz w:val="18"/>
               </w:rPr>
-              <w:t>NLS-AT: Clip chỉ xem 1-2 phút rồi tắt, phần lớn thời gian vẫn dành cho vận động thật</w:t>
+              <w:t>NLS-AT: GV hỏi ý kiến HS trước khi quay, clip chỉ mở trong giờ học rồi xoá</w:t>
             </w:r>
           </w:p>
           <w:p>
@@ -2287,7 +2287,7 @@
                 <w:i w:val="0"/>
                 <w:sz w:val="18"/>
               </w:rPr>
-              <w:t>NLS-KT (Cơ bản 1): GV chiếu clip mẫu “Động tác chân, động tác lườn, động tác bụng” đã chọn sẵn</w:t>
+              <w:t>NLS-KT (Cơ bản 1): GV chiếu video mẫu động tác chân, động tác lườn và động tác bụng của bài thể dục, cho chạy chậm và dừng hình ở nhịp khuỵu gối</w:t>
             </w:r>
           </w:p>
           <w:p>
@@ -2300,7 +2300,7 @@
                 <w:i w:val="0"/>
                 <w:sz w:val="18"/>
               </w:rPr>
-              <w:t>NLS-KT (Cơ bản 1): GV hỏi HS chỉ ra một chi tiết trong clip mà lớp mình hay làm sai</w:t>
+              <w:t>NLS-GQVĐ (Cơ bản 1): GV quay nhanh một lượt tập của từng tổ rồi chiếu lại cho cả lớp xem; HS chỉ ra bạn nào chưa duỗi thẳng chân</w:t>
             </w:r>
           </w:p>
           <w:p>
@@ -2313,7 +2313,7 @@
                 <w:i w:val="0"/>
                 <w:sz w:val="18"/>
               </w:rPr>
-              <w:t>NLS-AT: Clip chỉ xem 1-2 phút rồi tắt, phần lớn thời gian vẫn dành cho vận động thật</w:t>
+              <w:t>NLS-AT: GV hỏi ý kiến HS trước khi quay, clip chỉ mở trong giờ học rồi xoá</w:t>
             </w:r>
           </w:p>
           <w:p>

--- a/assets/docs/lop2/Giao duc the chat - Lop 2.docx
+++ b/assets/docs/lop2/Giao duc the chat - Lop 2.docx
@@ -624,33 +624,7 @@
                 <w:i w:val="0"/>
                 <w:sz w:val="18"/>
               </w:rPr>
-              <w:t>NLS-KT (Cơ bản 1): GV chiếu trên tivi sơ đồ nhìn từ trên xuống có mũi tên chỉ đường đi khi “Chuyển đội hình hàng dọc thành đội hình vòng tròn và</w:t>
-            </w:r>
-          </w:p>
-          <w:p>
-            <w:pPr>
-              <w:spacing w:after="0"/>
-            </w:pPr>
-            <w:r>
-              <w:rPr>
-                <w:b w:val="0"/>
-                <w:i w:val="0"/>
-                <w:sz w:val="18"/>
-              </w:rPr>
-              <w:t>NLS-KT (Cơ bản 1): Sau lượt tập đầu, GV chiếu lại sơ đồ và cho HS chỉ tay vị trí tổ mình</w:t>
-            </w:r>
-          </w:p>
-          <w:p>
-            <w:pPr>
-              <w:spacing w:after="0"/>
-            </w:pPr>
-            <w:r>
-              <w:rPr>
-                <w:b w:val="0"/>
-                <w:i w:val="0"/>
-                <w:sz w:val="18"/>
-              </w:rPr>
-              <w:t>NLS-AT: Xem sơ đồ xong phải cất thiết bị; khi di chuyển HS phải nhìn đường và nhìn bạn</w:t>
+              <w:t>NLS-KT (Cơ bản 1): Chiếu trên tivi sơ đồ nhìn từ trên xuống có mũi tên chỉ đường đi khi “Chuyển đội hình hàng dọc thành đội hình vòng tròn và ngược lại”.</w:t>
             </w:r>
           </w:p>
           <w:p>
@@ -1127,33 +1101,7 @@
                 <w:i w:val="0"/>
                 <w:sz w:val="18"/>
               </w:rPr>
-              <w:t>NLS-KT (Cơ bản 1): GV chiếu sơ đồ nhìn từ trên xuống có mũi tên chỉ đường đi khi thực hiện “Chuyển đội hình hàng ngang thành đội hình vòng tròn và</w:t>
-            </w:r>
-          </w:p>
-          <w:p>
-            <w:pPr>
-              <w:spacing w:after="0"/>
-            </w:pPr>
-            <w:r>
-              <w:rPr>
-                <w:b w:val="0"/>
-                <w:i w:val="0"/>
-                <w:sz w:val="18"/>
-              </w:rPr>
-              <w:t>NLS-KT (Cơ bản 1): GV cho HS chỉ tay trên sơ đồ vị trí của tổ mình rồi mới ra sân thực hiện; sau lượt đầu</w:t>
-            </w:r>
-          </w:p>
-          <w:p>
-            <w:pPr>
-              <w:spacing w:after="0"/>
-            </w:pPr>
-            <w:r>
-              <w:rPr>
-                <w:b w:val="0"/>
-                <w:i w:val="0"/>
-                <w:sz w:val="18"/>
-              </w:rPr>
-              <w:t>NLS-AT: Xem sơ đồ xong phải cất thiết bị; khi di chuyển HS phải nhìn đường và nhìn bạn</w:t>
+              <w:t>NLS-KT (Cơ bản 1): Chiếu sơ đồ nhìn từ trên xuống có mũi tên chỉ đường đi khi thực hiện “Chuyển đội hình hàng ngang thành đội hình vòng tròn và ngược lại”.</w:t>
             </w:r>
           </w:p>
           <w:p>
@@ -1513,33 +1461,7 @@
                 <w:i w:val="0"/>
                 <w:sz w:val="18"/>
               </w:rPr>
-              <w:t>NLS-KT (Cơ bản 1): GV chiếu clip mẫu “Giậm chân tại chỗ, đứng lại” đã chọn sẵn, cho chạy chậm và dừng lại ở từng nhịp để HS nhìn rõ vị trí</w:t>
-            </w:r>
-          </w:p>
-          <w:p>
-            <w:pPr>
-              <w:spacing w:after="0"/>
-            </w:pPr>
-            <w:r>
-              <w:rPr>
-                <w:b w:val="0"/>
-                <w:i w:val="0"/>
-                <w:sz w:val="18"/>
-              </w:rPr>
-              <w:t>NLS-KT (Cơ bản 1): GV hỏi HS chỉ ra một chi tiết trong clip mà lớp mình hay làm sai</w:t>
-            </w:r>
-          </w:p>
-          <w:p>
-            <w:pPr>
-              <w:spacing w:after="0"/>
-            </w:pPr>
-            <w:r>
-              <w:rPr>
-                <w:b w:val="0"/>
-                <w:i w:val="0"/>
-                <w:sz w:val="18"/>
-              </w:rPr>
-              <w:t>NLS-AT: Clip chỉ xem 1-2 phút rồi tắt, phần lớn thời gian vẫn dành cho vận động thật</w:t>
+              <w:t>NLS-KT (Cơ bản 1): Chiếu clip mẫu “Giậm chân tại chỗ, đứng lại” đã chọn sẵn, cho chạy chậm.</w:t>
             </w:r>
           </w:p>
           <w:p>
@@ -1901,33 +1823,7 @@
                 <w:i w:val="0"/>
                 <w:sz w:val="18"/>
               </w:rPr>
-              <w:t>NLS-KT (Cơ bản 1): GV chiếu video mẫu động tác vươn thở và động tác tay của bài thể dục, cho chạy chậm và dừng hình ở nhịp hít vào</w:t>
-            </w:r>
-          </w:p>
-          <w:p>
-            <w:pPr>
-              <w:spacing w:after="0"/>
-            </w:pPr>
-            <w:r>
-              <w:rPr>
-                <w:b w:val="0"/>
-                <w:i w:val="0"/>
-                <w:sz w:val="18"/>
-              </w:rPr>
-              <w:t>NLS-GQVĐ (Cơ bản 1): GV quay nhanh một lượt tập của từng tổ rồi chiếu lại cho cả lớp xem; HS chỉ ra bạn nào tay chưa thẳng</w:t>
-            </w:r>
-          </w:p>
-          <w:p>
-            <w:pPr>
-              <w:spacing w:after="0"/>
-            </w:pPr>
-            <w:r>
-              <w:rPr>
-                <w:b w:val="0"/>
-                <w:i w:val="0"/>
-                <w:sz w:val="18"/>
-              </w:rPr>
-              <w:t>NLS-AT: GV hỏi ý kiến HS trước khi quay, clip chỉ mở trong giờ học rồi xoá</w:t>
+              <w:t>NLS-GQVĐ (Cơ bản 1): Quay nhanh một lượt tập của từng tổ.</w:t>
             </w:r>
           </w:p>
           <w:p>
@@ -2287,33 +2183,7 @@
                 <w:i w:val="0"/>
                 <w:sz w:val="18"/>
               </w:rPr>
-              <w:t>NLS-KT (Cơ bản 1): GV chiếu video mẫu động tác chân, động tác lườn và động tác bụng của bài thể dục, cho chạy chậm và dừng hình ở nhịp khuỵu gối</w:t>
-            </w:r>
-          </w:p>
-          <w:p>
-            <w:pPr>
-              <w:spacing w:after="0"/>
-            </w:pPr>
-            <w:r>
-              <w:rPr>
-                <w:b w:val="0"/>
-                <w:i w:val="0"/>
-                <w:sz w:val="18"/>
-              </w:rPr>
-              <w:t>NLS-GQVĐ (Cơ bản 1): GV quay nhanh một lượt tập của từng tổ rồi chiếu lại cho cả lớp xem; HS chỉ ra bạn nào chưa duỗi thẳng chân</w:t>
-            </w:r>
-          </w:p>
-          <w:p>
-            <w:pPr>
-              <w:spacing w:after="0"/>
-            </w:pPr>
-            <w:r>
-              <w:rPr>
-                <w:b w:val="0"/>
-                <w:i w:val="0"/>
-                <w:sz w:val="18"/>
-              </w:rPr>
-              <w:t>NLS-AT: GV hỏi ý kiến HS trước khi quay, clip chỉ mở trong giờ học rồi xoá</w:t>
+              <w:t>NLS-KT (Cơ bản 1): Chiếu video mẫu động tác chân, động tác lườn và động tác bụng của bài thể dục, cho chạy chậm.</w:t>
             </w:r>
           </w:p>
           <w:p>
@@ -2903,33 +2773,7 @@
                 <w:i w:val="0"/>
                 <w:sz w:val="18"/>
               </w:rPr>
-              <w:t>NLS-KT (Cơ bản 1): GV chiếu clip mẫu “Động tác phối hợp, động tác nhảy, động tác điều hòa” đã chọn sẵn</w:t>
-            </w:r>
-          </w:p>
-          <w:p>
-            <w:pPr>
-              <w:spacing w:after="0"/>
-            </w:pPr>
-            <w:r>
-              <w:rPr>
-                <w:b w:val="0"/>
-                <w:i w:val="0"/>
-                <w:sz w:val="18"/>
-              </w:rPr>
-              <w:t>NLS-KT (Cơ bản 1): GV hỏi HS chỉ ra một chi tiết trong clip mà lớp mình hay làm sai</w:t>
-            </w:r>
-          </w:p>
-          <w:p>
-            <w:pPr>
-              <w:spacing w:after="0"/>
-            </w:pPr>
-            <w:r>
-              <w:rPr>
-                <w:b w:val="0"/>
-                <w:i w:val="0"/>
-                <w:sz w:val="18"/>
-              </w:rPr>
-              <w:t>NLS-AT: Clip chỉ xem 1-2 phút rồi tắt, phần lớn thời gian vẫn dành cho vận động thật</w:t>
+              <w:t>NLS-KT (Cơ bản 1): Chiếu clip mẫu “Động tác phối hợp, động tác nhảy, động tác điều hòa” đã chọn sẵn, cho chạy chậm.</w:t>
             </w:r>
           </w:p>
         </w:tc>
@@ -3275,33 +3119,7 @@
                 <w:i w:val="0"/>
                 <w:sz w:val="18"/>
               </w:rPr>
-              <w:t>NLS-KT (Cơ bản 1): GV chiếu clip mẫu “Bài tập di chuyển theo vạch kẻ thẳng” đã chọn sẵn</w:t>
-            </w:r>
-          </w:p>
-          <w:p>
-            <w:pPr>
-              <w:spacing w:after="0"/>
-            </w:pPr>
-            <w:r>
-              <w:rPr>
-                <w:b w:val="0"/>
-                <w:i w:val="0"/>
-                <w:sz w:val="18"/>
-              </w:rPr>
-              <w:t>NLS-KT (Cơ bản 1): GV hỏi HS chỉ ra một chi tiết trong clip mà lớp mình hay làm sai</w:t>
-            </w:r>
-          </w:p>
-          <w:p>
-            <w:pPr>
-              <w:spacing w:after="0"/>
-            </w:pPr>
-            <w:r>
-              <w:rPr>
-                <w:b w:val="0"/>
-                <w:i w:val="0"/>
-                <w:sz w:val="18"/>
-              </w:rPr>
-              <w:t>NLS-AT: Clip chỉ xem 1-2 phút rồi tắt, phần lớn thời gian vẫn dành cho vận động thật</w:t>
+              <w:t>NLS-KT (Cơ bản 1): Chiếu clip mẫu “Bài tập di chuyển theo vạch kẻ thẳng” đã chọn sẵn, cho chạy chậm.</w:t>
             </w:r>
           </w:p>
         </w:tc>
@@ -3533,33 +3351,7 @@
                 <w:i w:val="0"/>
                 <w:sz w:val="18"/>
               </w:rPr>
-              <w:t>NLS-KT (Cơ bản 1): GV chiếu clip mẫu “Bài tập phối hợp di chuyển vòng trái, vòng phải” đã chọn sẵn</w:t>
-            </w:r>
-          </w:p>
-          <w:p>
-            <w:pPr>
-              <w:spacing w:after="0"/>
-            </w:pPr>
-            <w:r>
-              <w:rPr>
-                <w:b w:val="0"/>
-                <w:i w:val="0"/>
-                <w:sz w:val="18"/>
-              </w:rPr>
-              <w:t>NLS-KT (Cơ bản 1): GV hỏi HS chỉ ra một chi tiết trong clip mà lớp mình hay làm sai</w:t>
-            </w:r>
-          </w:p>
-          <w:p>
-            <w:pPr>
-              <w:spacing w:after="0"/>
-            </w:pPr>
-            <w:r>
-              <w:rPr>
-                <w:b w:val="0"/>
-                <w:i w:val="0"/>
-                <w:sz w:val="18"/>
-              </w:rPr>
-              <w:t>NLS-AT: Clip chỉ xem 1-2 phút rồi tắt, phần lớn thời gian vẫn dành cho vận động thật</w:t>
+              <w:t>NLS-KT (Cơ bản 1): Chiếu clip mẫu “Bài tập phối hợp di chuyển vòng trái, vòng phải” đã chọn sẵn, cho chạy chậm.</w:t>
             </w:r>
           </w:p>
           <w:p>
@@ -3804,33 +3596,7 @@
                 <w:i w:val="0"/>
                 <w:sz w:val="18"/>
               </w:rPr>
-              <w:t>NLS-KT (Cơ bản 1): GV chiếu clip mẫu “Bài tập phối hợp di chuyển nhanh dần theo vạch kẻ thẳng” đã chọn sẵn</w:t>
-            </w:r>
-          </w:p>
-          <w:p>
-            <w:pPr>
-              <w:spacing w:after="0"/>
-            </w:pPr>
-            <w:r>
-              <w:rPr>
-                <w:b w:val="0"/>
-                <w:i w:val="0"/>
-                <w:sz w:val="18"/>
-              </w:rPr>
-              <w:t>NLS-KT (Cơ bản 1): GV hỏi HS chỉ ra một chi tiết trong clip mà lớp mình hay làm sai</w:t>
-            </w:r>
-          </w:p>
-          <w:p>
-            <w:pPr>
-              <w:spacing w:after="0"/>
-            </w:pPr>
-            <w:r>
-              <w:rPr>
-                <w:b w:val="0"/>
-                <w:i w:val="0"/>
-                <w:sz w:val="18"/>
-              </w:rPr>
-              <w:t>NLS-AT: Clip chỉ xem 1-2 phút rồi tắt, phần lớn thời gian vẫn dành cho vận động thật</w:t>
+              <w:t>NLS-KT (Cơ bản 1): Chiếu clip mẫu “Bài tập phối hợp di chuyển nhanh dần theo vạch kẻ thẳng” đã chọn sẵn, cho chạy chậm và.</w:t>
             </w:r>
           </w:p>
           <w:p>
@@ -4075,33 +3841,7 @@
                 <w:i w:val="0"/>
                 <w:sz w:val="18"/>
               </w:rPr>
-              <w:t>NLS-KT (Cơ bản 1): GV chiếu clip mẫu “Bài tập phối hợp di chuyển nhanh dần theo vạch kẻ sang trái và sang phải” đã chọn sẵn</w:t>
-            </w:r>
-          </w:p>
-          <w:p>
-            <w:pPr>
-              <w:spacing w:after="0"/>
-            </w:pPr>
-            <w:r>
-              <w:rPr>
-                <w:b w:val="0"/>
-                <w:i w:val="0"/>
-                <w:sz w:val="18"/>
-              </w:rPr>
-              <w:t>NLS-KT (Cơ bản 1): GV hỏi HS chỉ ra một chi tiết trong clip mà lớp mình hay làm sai</w:t>
-            </w:r>
-          </w:p>
-          <w:p>
-            <w:pPr>
-              <w:spacing w:after="0"/>
-            </w:pPr>
-            <w:r>
-              <w:rPr>
-                <w:b w:val="0"/>
-                <w:i w:val="0"/>
-                <w:sz w:val="18"/>
-              </w:rPr>
-              <w:t>NLS-AT: Clip chỉ xem 1-2 phút rồi tắt, phần lớn thời gian vẫn dành cho vận động thật</w:t>
+              <w:t>NLS-KT (Cơ bản 1): Chiếu clip mẫu “Bài tập phối hợp di chuyển nhanh dần theo vạch kẻ sang trái và sang phải” đã chọn sẵn.</w:t>
             </w:r>
           </w:p>
           <w:p>
@@ -4346,33 +4086,7 @@
                 <w:i w:val="0"/>
                 <w:sz w:val="18"/>
               </w:rPr>
-              <w:t>NLS-KT (Cơ bản 1): GV chiếu clip mẫu “Các động tác quỳ, ngồi cơ bản” đã chọn sẵn</w:t>
-            </w:r>
-          </w:p>
-          <w:p>
-            <w:pPr>
-              <w:spacing w:after="0"/>
-            </w:pPr>
-            <w:r>
-              <w:rPr>
-                <w:b w:val="0"/>
-                <w:i w:val="0"/>
-                <w:sz w:val="18"/>
-              </w:rPr>
-              <w:t>NLS-KT (Cơ bản 1): GV hỏi HS chỉ ra một chi tiết trong clip mà lớp mình hay làm sai</w:t>
-            </w:r>
-          </w:p>
-          <w:p>
-            <w:pPr>
-              <w:spacing w:after="0"/>
-            </w:pPr>
-            <w:r>
-              <w:rPr>
-                <w:b w:val="0"/>
-                <w:i w:val="0"/>
-                <w:sz w:val="18"/>
-              </w:rPr>
-              <w:t>NLS-AT: Clip chỉ xem 1-2 phút rồi tắt, phần lớn thời gian vẫn dành cho vận động thật</w:t>
+              <w:t>NLS-KT (Cơ bản 1): Chiếu clip mẫu “Các động tác quỳ, ngồi cơ bản” đã chọn sẵn, cho chạy chậm.</w:t>
             </w:r>
           </w:p>
           <w:p>
@@ -4617,33 +4331,7 @@
                 <w:i w:val="0"/>
                 <w:sz w:val="18"/>
               </w:rPr>
-              <w:t>NLS-KT (Cơ bản 1): GV chiếu clip mẫu “Bài tập phối hợp các động tác quỳ, ngồi cơ bản” đã chọn sẵn</w:t>
-            </w:r>
-          </w:p>
-          <w:p>
-            <w:pPr>
-              <w:spacing w:after="0"/>
-            </w:pPr>
-            <w:r>
-              <w:rPr>
-                <w:b w:val="0"/>
-                <w:i w:val="0"/>
-                <w:sz w:val="18"/>
-              </w:rPr>
-              <w:t>NLS-KT (Cơ bản 1): GV hỏi HS chỉ ra một chi tiết trong clip mà lớp mình hay làm sai</w:t>
-            </w:r>
-          </w:p>
-          <w:p>
-            <w:pPr>
-              <w:spacing w:after="0"/>
-            </w:pPr>
-            <w:r>
-              <w:rPr>
-                <w:b w:val="0"/>
-                <w:i w:val="0"/>
-                <w:sz w:val="18"/>
-              </w:rPr>
-              <w:t>NLS-AT: Clip chỉ xem 1-2 phút rồi tắt, phần lớn thời gian vẫn dành cho vận động thật</w:t>
+              <w:t>NLS-KT (Cơ bản 1): Chiếu clip mẫu “Bài tập phối hợp các động tác quỳ, ngồi cơ bản” đã chọn sẵn, cho chạy chậm.</w:t>
             </w:r>
           </w:p>
           <w:p>
@@ -5261,33 +4949,7 @@
                 <w:i w:val="0"/>
                 <w:sz w:val="18"/>
               </w:rPr>
-              <w:t>NLS-KT (Cơ bản 1): GV chiếu clip mẫu “Động tác di chuyển không bóng” đã chọn sẵn, cho chạy chậm và dừng lại ở từng nhịp để HS nhìn rõ vị trí</w:t>
-            </w:r>
-          </w:p>
-          <w:p>
-            <w:pPr>
-              <w:spacing w:after="0"/>
-            </w:pPr>
-            <w:r>
-              <w:rPr>
-                <w:b w:val="0"/>
-                <w:i w:val="0"/>
-                <w:sz w:val="18"/>
-              </w:rPr>
-              <w:t>NLS-KT (Cơ bản 1): GV hỏi HS chỉ ra một chi tiết trong clip mà lớp mình hay làm sai</w:t>
-            </w:r>
-          </w:p>
-          <w:p>
-            <w:pPr>
-              <w:spacing w:after="0"/>
-            </w:pPr>
-            <w:r>
-              <w:rPr>
-                <w:b w:val="0"/>
-                <w:i w:val="0"/>
-                <w:sz w:val="18"/>
-              </w:rPr>
-              <w:t>NLS-AT: Clip chỉ xem 1-2 phút rồi tắt, phần lớn thời gian vẫn dành cho vận động thật</w:t>
+              <w:t>NLS-GQVĐ (Cơ bản 1): Ở phần Luyện tập, GV quay lại lượt di chuyển của vài.</w:t>
             </w:r>
           </w:p>
           <w:p>
@@ -6228,33 +5890,7 @@
                 <w:i w:val="0"/>
                 <w:sz w:val="18"/>
               </w:rPr>
-              <w:t>NLS-KT (Cơ bản 1): GV chiếu clip mẫu “Động tác dẫn bóng” đã chọn sẵn, cho chạy chậm và dừng lại ở từng nhịp để HS nhìn rõ vị trí tay, chân</w:t>
-            </w:r>
-          </w:p>
-          <w:p>
-            <w:pPr>
-              <w:spacing w:after="0"/>
-            </w:pPr>
-            <w:r>
-              <w:rPr>
-                <w:b w:val="0"/>
-                <w:i w:val="0"/>
-                <w:sz w:val="18"/>
-              </w:rPr>
-              <w:t>NLS-KT (Cơ bản 1): GV hỏi HS chỉ ra một chi tiết trong clip mà lớp mình hay làm sai</w:t>
-            </w:r>
-          </w:p>
-          <w:p>
-            <w:pPr>
-              <w:spacing w:after="0"/>
-            </w:pPr>
-            <w:r>
-              <w:rPr>
-                <w:b w:val="0"/>
-                <w:i w:val="0"/>
-                <w:sz w:val="18"/>
-              </w:rPr>
-              <w:t>NLS-AT: Clip chỉ xem 1-2 phút rồi tắt, phần lớn thời gian vẫn dành cho vận động thật</w:t>
+              <w:t>NLS-KT (Cơ bản 1): Ở phần Hình thành kiến thức bài “Động tác dẫn bóng” của chủ đề Bóng rổ, GV chiếu trên tivi video mẫu.</w:t>
             </w:r>
           </w:p>
           <w:p>
@@ -7305,33 +6941,7 @@
                 <w:i w:val="0"/>
                 <w:sz w:val="18"/>
               </w:rPr>
-              <w:t>NLS-KT (Cơ bản 1): GV chiếu clip mẫu “Động tác tung và bắt bóng bằng hai tay” đã chọn sẵn</w:t>
-            </w:r>
-          </w:p>
-          <w:p>
-            <w:pPr>
-              <w:spacing w:after="0"/>
-            </w:pPr>
-            <w:r>
-              <w:rPr>
-                <w:b w:val="0"/>
-                <w:i w:val="0"/>
-                <w:sz w:val="18"/>
-              </w:rPr>
-              <w:t>NLS-KT (Cơ bản 1): GV hỏi HS chỉ ra một chi tiết trong clip mà lớp mình hay làm sai</w:t>
-            </w:r>
-          </w:p>
-          <w:p>
-            <w:pPr>
-              <w:spacing w:after="0"/>
-            </w:pPr>
-            <w:r>
-              <w:rPr>
-                <w:b w:val="0"/>
-                <w:i w:val="0"/>
-                <w:sz w:val="18"/>
-              </w:rPr>
-              <w:t>NLS-AT: Clip chỉ xem 1-2 phút rồi tắt, phần lớn thời gian vẫn dành cho vận động thật</w:t>
+              <w:t>NLS-KT (Cơ bản 1): Chiếu clip mẫu “Động tác tung và bắt bóng bằng hai tay” đã chọn sẵn, cho chạy chậm.</w:t>
             </w:r>
           </w:p>
         </w:tc>
@@ -8254,33 +7864,7 @@
                 <w:i w:val="0"/>
                 <w:sz w:val="18"/>
               </w:rPr>
-              <w:t>NLS-KT (Cơ bản 1): GV chiếu clip mẫu “Động tác ném rổ bằng hai tay trước ngực” đã chọn sẵn</w:t>
-            </w:r>
-          </w:p>
-          <w:p>
-            <w:pPr>
-              <w:spacing w:after="0"/>
-            </w:pPr>
-            <w:r>
-              <w:rPr>
-                <w:b w:val="0"/>
-                <w:i w:val="0"/>
-                <w:sz w:val="18"/>
-              </w:rPr>
-              <w:t>NLS-KT (Cơ bản 1): GV hỏi HS chỉ ra một chi tiết trong clip mà lớp mình hay làm sai</w:t>
-            </w:r>
-          </w:p>
-          <w:p>
-            <w:pPr>
-              <w:spacing w:after="0"/>
-            </w:pPr>
-            <w:r>
-              <w:rPr>
-                <w:b w:val="0"/>
-                <w:i w:val="0"/>
-                <w:sz w:val="18"/>
-              </w:rPr>
-              <w:t>NLS-AT: Clip chỉ xem 1-2 phút rồi tắt, phần lớn thời gian vẫn dành cho vận động thật</w:t>
+              <w:t>NLS-KT (Cơ bản 1): Chiếu clip mẫu “Động tác ném rổ bằng hai tay trước ngực” đã chọn sẵn, cho chạy chậm.</w:t>
             </w:r>
           </w:p>
         </w:tc>

--- a/assets/docs/lop2/Giao duc the chat - Lop 2.docx
+++ b/assets/docs/lop2/Giao duc the chat - Lop 2.docx
@@ -624,7 +624,7 @@
                 <w:i w:val="0"/>
                 <w:sz w:val="18"/>
               </w:rPr>
-              <w:t>NLS-KT (Cơ bản 1): Chiếu trên tivi sơ đồ nhìn từ trên xuống có mũi tên chỉ đường đi khi “Chuyển đội hình hàng dọc thành đội hình vòng tròn và ngược lại”.</w:t>
+              <w:t>Năng lực số 1.1 CB1b: HS chỉ được trên sơ đồ đường di chuyển của tổ mình trong “Chuyển đội hình hàng dọc thành đội hình vòng tròn và ngược lại”</w:t>
             </w:r>
           </w:p>
           <w:p>
@@ -869,6 +869,19 @@
                 <w:i w:val="0"/>
                 <w:sz w:val="18"/>
               </w:rPr>
+              <w:t>Năng lực số 3.2 CB1a: HS xem lại clip mình thực hiện “Chuyển đội hình hàng dọc thành đội hình vòng tròn và ngược lại” cho chạy chậm và chỉ ra được chỗ mình làm chưa đúng</w:t>
+            </w:r>
+          </w:p>
+          <w:p>
+            <w:pPr>
+              <w:spacing w:after="0"/>
+            </w:pPr>
+            <w:r>
+              <w:rPr>
+                <w:b w:val="0"/>
+                <w:i w:val="0"/>
+                <w:sz w:val="18"/>
+              </w:rPr>
               <w:t>KNS: KN hợp tác và tuân thủ luật chơi; thắng không kiêu, thua không nản.</w:t>
             </w:r>
           </w:p>
@@ -1101,7 +1114,7 @@
                 <w:i w:val="0"/>
                 <w:sz w:val="18"/>
               </w:rPr>
-              <w:t>NLS-KT (Cơ bản 1): Chiếu sơ đồ nhìn từ trên xuống có mũi tên chỉ đường đi khi thực hiện “Chuyển đội hình hàng ngang thành đội hình vòng tròn và ngược lại”.</w:t>
+              <w:t>Năng lực số 1.1 CB1b: HS chỉ được trên sơ đồ đường di chuyển của tổ mình trong “Chuyển đội hình hàng ngang thành đội hình vòng tròn và ngược lại”</w:t>
             </w:r>
           </w:p>
           <w:p>
@@ -1229,6 +1242,19 @@
                 <w:i w:val="0"/>
                 <w:sz w:val="18"/>
               </w:rPr>
+              <w:t>Năng lực số 1.1 CB1b: HS chỉ được trên sơ đồ đường di chuyển của tổ mình trong “Chuyển đội hình hàng dọc thành đội hình vòng tròn và ngược lại”</w:t>
+            </w:r>
+          </w:p>
+          <w:p>
+            <w:pPr>
+              <w:spacing w:after="0"/>
+            </w:pPr>
+            <w:r>
+              <w:rPr>
+                <w:b w:val="0"/>
+                <w:i w:val="0"/>
+                <w:sz w:val="18"/>
+              </w:rPr>
               <w:t>KNS: KN hợp tác và tuân thủ luật chơi; thắng không kiêu, thua không nản.</w:t>
             </w:r>
           </w:p>
@@ -1823,7 +1849,7 @@
                 <w:i w:val="0"/>
                 <w:sz w:val="18"/>
               </w:rPr>
-              <w:t>NLS-GQVĐ (Cơ bản 1): Quay nhanh một lượt tập của từng tổ.</w:t>
+              <w:t>Năng lực số 1.1 CB1b: HS quan sát clip chạy chậm và nói được một chi tiết trong “Giậm chân tại chỗ, đứng lại” mà mình hay làm sai</w:t>
             </w:r>
           </w:p>
           <w:p>
@@ -2183,7 +2209,7 @@
                 <w:i w:val="0"/>
                 <w:sz w:val="18"/>
               </w:rPr>
-              <w:t>NLS-KT (Cơ bản 1): Chiếu video mẫu động tác chân, động tác lườn và động tác bụng của bài thể dục, cho chạy chậm.</w:t>
+              <w:t>Năng lực số 5.2 CB1b: HS tập “Động tác vươn thở, động tác tay” đúng theo nhịp phát ra và tự nhận ra khi mình lệch nhịp</w:t>
             </w:r>
           </w:p>
           <w:p>
@@ -2313,6 +2339,7 @@
                 <w:i w:val="0"/>
                 <w:sz w:val="18"/>
               </w:rPr>
+              <w:t>Năng lực số 1.1 CB1b: HS quan sát clip chạy chậm và nói được một chi tiết trong “Động tác vươn thở, động tác tay” mà mình hay làm sai</w:t>
             </w:r>
           </w:p>
         </w:tc>
@@ -2543,6 +2570,7 @@
                 <w:i w:val="0"/>
                 <w:sz w:val="18"/>
               </w:rPr>
+              <w:t>Năng lực số 1.1 CB1b: HS quan sát clip chạy chậm và nói được một chi tiết trong “Động tác chân, động tác lườn, động tác bụng” mà mình hay làm sai</w:t>
             </w:r>
           </w:p>
         </w:tc>
@@ -2773,7 +2801,7 @@
                 <w:i w:val="0"/>
                 <w:sz w:val="18"/>
               </w:rPr>
-              <w:t>NLS-KT (Cơ bản 1): Chiếu clip mẫu “Động tác phối hợp, động tác nhảy, động tác điều hòa” đã chọn sẵn, cho chạy chậm.</w:t>
+              <w:t>Năng lực số 5.2 CB1b: HS tập “Động tác chân, động tác lườn, động tác bụng” đúng theo nhịp phát ra và tự nhận ra khi mình lệch nhịp</w:t>
             </w:r>
           </w:p>
         </w:tc>
@@ -2888,6 +2916,7 @@
                 <w:i w:val="0"/>
                 <w:sz w:val="18"/>
               </w:rPr>
+              <w:t>Năng lực số 1.1 CB1b: HS quan sát clip chạy chậm và nói được một chi tiết trong “Động tác phối hợp, động tác nhảy, động tác điều hòa” mà mình hay làm sai</w:t>
             </w:r>
           </w:p>
         </w:tc>
@@ -3061,7 +3090,7 @@
                 <w:i w:val="0"/>
                 <w:sz w:val="20"/>
               </w:rPr>
-              <w:t>Ôn tập, kiểm tra, đánh giá</w:t>
+              <w:t>Ôn tập, đánh giá</w:t>
             </w:r>
           </w:p>
         </w:tc>
@@ -3119,7 +3148,7 @@
                 <w:i w:val="0"/>
                 <w:sz w:val="18"/>
               </w:rPr>
-              <w:t>NLS-KT (Cơ bản 1): Chiếu clip mẫu “Bài tập di chuyển theo vạch kẻ thẳng” đã chọn sẵn, cho chạy chậm.</w:t>
+              <w:t>Năng lực số 5.4 CB1a: HS đọc được bảng theo dõi phần đội hình đội ngũ và một số động tác bài thể dục và nói được mình tiến bộ ở nội dung nào</w:t>
             </w:r>
           </w:p>
         </w:tc>
@@ -3236,6 +3265,19 @@
                 <w:i w:val="0"/>
                 <w:sz w:val="18"/>
               </w:rPr>
+              <w:t>Năng lực số 1.1 CB1b: HS quan sát clip chạy chậm và nói được một chi tiết trong “Bài tập di chuyển theo vạch kẻ thẳng” mà mình hay làm sai</w:t>
+            </w:r>
+          </w:p>
+          <w:p>
+            <w:pPr>
+              <w:spacing w:after="0"/>
+            </w:pPr>
+            <w:r>
+              <w:rPr>
+                <w:b w:val="0"/>
+                <w:i w:val="0"/>
+                <w:sz w:val="18"/>
+              </w:rPr>
               <w:t>KNS: KN bảo đảm an toàn khi vận động: khởi động kĩ, tập đúng sức, biết dừng khi mệt.</w:t>
             </w:r>
           </w:p>
@@ -3596,7 +3638,7 @@
                 <w:i w:val="0"/>
                 <w:sz w:val="18"/>
               </w:rPr>
-              <w:t>NLS-KT (Cơ bản 1): Chiếu clip mẫu “Bài tập phối hợp di chuyển nhanh dần theo vạch kẻ thẳng” đã chọn sẵn, cho chạy chậm và.</w:t>
+              <w:t>Năng lực số 1.1 CB1b: HS quan sát clip chạy chậm và nói được một chi tiết trong “Bài tập phối hợp di chuyển nhanh dần theo vạch kẻ thẳng” mà mình hay làm sai</w:t>
             </w:r>
           </w:p>
           <w:p>
@@ -3841,7 +3883,7 @@
                 <w:i w:val="0"/>
                 <w:sz w:val="18"/>
               </w:rPr>
-              <w:t>NLS-KT (Cơ bản 1): Chiếu clip mẫu “Bài tập phối hợp di chuyển nhanh dần theo vạch kẻ sang trái và sang phải” đã chọn sẵn.</w:t>
+              <w:t>Năng lực số 1.1 CB1b: HS quan sát clip chạy chậm và nói được một chi tiết trong “Bài tập phối hợp di chuyển vòng trái, vòng phải” mà mình hay làm sai</w:t>
             </w:r>
           </w:p>
           <w:p>
@@ -4331,7 +4373,7 @@
                 <w:i w:val="0"/>
                 <w:sz w:val="18"/>
               </w:rPr>
-              <w:t>NLS-KT (Cơ bản 1): Chiếu clip mẫu “Bài tập phối hợp các động tác quỳ, ngồi cơ bản” đã chọn sẵn, cho chạy chậm.</w:t>
+              <w:t>Năng lực số 1.1 CB1b: HS quan sát clip chạy chậm và nói được một chi tiết trong “Bài tập phối hợp di chuyển nhanh dần theo vạch kẻ thẳng” mà mình hay làm sai</w:t>
             </w:r>
           </w:p>
           <w:p>
@@ -4751,7 +4793,7 @@
                 <w:i w:val="0"/>
                 <w:sz w:val="20"/>
               </w:rPr>
-              <w:t>Ôn tập, kiểm tra, đánh giá</w:t>
+              <w:t>Ôn tập, đánh giá</w:t>
             </w:r>
           </w:p>
         </w:tc>
@@ -4949,7 +4991,7 @@
                 <w:i w:val="0"/>
                 <w:sz w:val="18"/>
               </w:rPr>
-              <w:t>NLS-GQVĐ (Cơ bản 1): Ở phần Luyện tập, GV quay lại lượt di chuyển của vài.</w:t>
+              <w:t>Năng lực số 1.1 CB1b: HS quan sát clip chạy chậm và nói được một chi tiết trong “Bài tập phối hợp di chuyển nhanh dần theo vạch kẻ sang trái và sang phải” mà mình hay làm sai</w:t>
             </w:r>
           </w:p>
           <w:p>
@@ -5309,6 +5351,19 @@
                 <w:i w:val="0"/>
                 <w:sz w:val="18"/>
               </w:rPr>
+              <w:t>Năng lực số 3.1 CB1a: HS xem lại clip mình thực hiện “Động tác di chuyển không bóng” cho chạy chậm và chỉ ra được chỗ mình làm chưa đúng</w:t>
+            </w:r>
+          </w:p>
+          <w:p>
+            <w:pPr>
+              <w:spacing w:after="0"/>
+            </w:pPr>
+            <w:r>
+              <w:rPr>
+                <w:b w:val="0"/>
+                <w:i w:val="0"/>
+                <w:sz w:val="18"/>
+              </w:rPr>
               <w:t>KNS: KN bảo đảm an toàn khi vận động: khởi động kĩ, tập đúng sức, biết dừng khi mệt.</w:t>
             </w:r>
           </w:p>
@@ -5426,6 +5481,19 @@
                 <w:i w:val="0"/>
                 <w:sz w:val="18"/>
               </w:rPr>
+              <w:t>Năng lực số 1.1 CB1b: HS quan sát clip chạy chậm và nói được một chi tiết trong “Các động tác quỳ, ngồi cơ bản” mà mình hay làm sai</w:t>
+            </w:r>
+          </w:p>
+          <w:p>
+            <w:pPr>
+              <w:spacing w:after="0"/>
+            </w:pPr>
+            <w:r>
+              <w:rPr>
+                <w:b w:val="0"/>
+                <w:i w:val="0"/>
+                <w:sz w:val="18"/>
+              </w:rPr>
               <w:t>KNS: KN bảo đảm an toàn khi vận động: khởi động kĩ, tập đúng sức, biết dừng khi mệt.</w:t>
             </w:r>
           </w:p>
@@ -5658,6 +5726,19 @@
                 <w:i w:val="0"/>
                 <w:sz w:val="18"/>
               </w:rPr>
+              <w:t>Năng lực số 5.2 CB1b: HS tập “Động tác di chuyển không bóng” đúng theo nhịp phát ra và tự nhận ra khi mình lệch nhịp</w:t>
+            </w:r>
+          </w:p>
+          <w:p>
+            <w:pPr>
+              <w:spacing w:after="0"/>
+            </w:pPr>
+            <w:r>
+              <w:rPr>
+                <w:b w:val="0"/>
+                <w:i w:val="0"/>
+                <w:sz w:val="18"/>
+              </w:rPr>
               <w:t>KNS: KN bảo đảm an toàn khi vận động: khởi động kĩ, tập đúng sức, biết dừng khi mệt.</w:t>
             </w:r>
           </w:p>
@@ -5773,6 +5854,19 @@
                 <w:i w:val="0"/>
                 <w:sz w:val="18"/>
               </w:rPr>
+              <w:t>Năng lực số 1.1 CB1b: HS quan sát clip chạy chậm và nói được một chi tiết trong “Bài tập phối hợp các động tác quỳ, ngồi cơ bản” mà mình hay làm sai</w:t>
+            </w:r>
+          </w:p>
+          <w:p>
+            <w:pPr>
+              <w:spacing w:after="0"/>
+            </w:pPr>
+            <w:r>
+              <w:rPr>
+                <w:b w:val="0"/>
+                <w:i w:val="0"/>
+                <w:sz w:val="18"/>
+              </w:rPr>
               <w:t>KNS: KN bảo đảm an toàn khi vận động: khởi động kĩ, tập đúng sức, biết dừng khi mệt.</w:t>
             </w:r>
           </w:p>
@@ -6018,6 +6112,19 @@
                 <w:i w:val="0"/>
                 <w:sz w:val="18"/>
               </w:rPr>
+              <w:t>Năng lực số 1.1 CB1b: HS quan sát clip chạy chậm và nói được một chi tiết trong “Động tác dẫn bóng” mà mình hay làm sai</w:t>
+            </w:r>
+          </w:p>
+          <w:p>
+            <w:pPr>
+              <w:spacing w:after="0"/>
+            </w:pPr>
+            <w:r>
+              <w:rPr>
+                <w:b w:val="0"/>
+                <w:i w:val="0"/>
+                <w:sz w:val="18"/>
+              </w:rPr>
               <w:t>KNS: KN bảo đảm an toàn khi vận động: khởi động kĩ, tập đúng sức, biết dừng khi mệt.</w:t>
             </w:r>
           </w:p>
@@ -6251,6 +6358,7 @@
                 <w:i w:val="0"/>
                 <w:sz w:val="18"/>
               </w:rPr>
+              <w:t>Năng lực số 1.1 CB1b: HS quan sát clip chạy chậm và nói được một chi tiết trong “Động tác di chuyển không bóng” mà mình hay làm sai</w:t>
             </w:r>
           </w:p>
         </w:tc>
@@ -6597,6 +6705,7 @@
                 <w:i w:val="0"/>
                 <w:sz w:val="18"/>
               </w:rPr>
+              <w:t>Năng lực số 3.1 CB1a: HS xem lại clip mình thực hiện “Động tác di chuyển không bóng” cho chạy chậm và chỉ ra được chỗ mình làm chưa đúng</w:t>
             </w:r>
           </w:p>
         </w:tc>
@@ -6711,6 +6820,7 @@
                 <w:i w:val="0"/>
                 <w:sz w:val="18"/>
               </w:rPr>
+              <w:t>Năng lực số 1.1 CB1b: HS quan sát clip chạy chậm và nói được một chi tiết trong “Động tác dẫn bóng” mà mình hay làm sai</w:t>
             </w:r>
           </w:p>
         </w:tc>
@@ -7058,6 +7168,7 @@
                 <w:i w:val="0"/>
                 <w:sz w:val="18"/>
               </w:rPr>
+              <w:t>Năng lực số 3.1 CB1a: HS xem lại clip mình thực hiện “Động tác dẫn bóng” cho chạy chậm và chỉ ra được chỗ mình làm chưa đúng</w:t>
             </w:r>
           </w:p>
         </w:tc>
@@ -7115,7 +7226,7 @@
                 <w:i w:val="0"/>
                 <w:sz w:val="20"/>
               </w:rPr>
-              <w:t>Ôn tập, kiểm tra, đánh giá</w:t>
+              <w:t>Ôn tập, đánh giá</w:t>
             </w:r>
           </w:p>
         </w:tc>
@@ -7173,6 +7284,7 @@
                 <w:i w:val="0"/>
                 <w:sz w:val="18"/>
               </w:rPr>
+              <w:t>Năng lực số 5.4 CB1a: HS đọc được bảng theo dõi phần kĩ năng vận động với bóng (thể thao tự chọn) và nói được mình tiến bộ ở nội dung nào</w:t>
             </w:r>
           </w:p>
         </w:tc>
@@ -7231,7 +7343,7 @@
                 <w:i w:val="0"/>
                 <w:sz w:val="20"/>
               </w:rPr>
-              <w:t>Ôn tập, kiểm tra, đánh giá</w:t>
+              <w:t>Ôn tập, đánh giá</w:t>
             </w:r>
           </w:p>
         </w:tc>
@@ -7289,6 +7401,7 @@
                 <w:i w:val="0"/>
                 <w:sz w:val="18"/>
               </w:rPr>
+              <w:t>Năng lực số 5.4 CB1a: HS đọc được bảng theo dõi phần kĩ năng vận động với bóng (thể thao tự chọn) và nói được mình tiến bộ ở nội dung nào</w:t>
             </w:r>
           </w:p>
         </w:tc>
@@ -7404,6 +7517,7 @@
                 <w:i w:val="0"/>
                 <w:sz w:val="18"/>
               </w:rPr>
+              <w:t>Năng lực số 1.1 CB1b: HS quan sát clip chạy chậm và nói được một chi tiết trong “Động tác tung và bắt bóng bằng hai tay” mà mình hay làm sai</w:t>
             </w:r>
           </w:p>
         </w:tc>
@@ -7750,6 +7864,7 @@
                 <w:i w:val="0"/>
                 <w:sz w:val="18"/>
               </w:rPr>
+              <w:t>Năng lực số 3.1 CB1a: HS xem lại clip mình thực hiện “Động tác tung và bắt bóng bằng hai tay” cho chạy chậm và chỉ ra được chỗ mình làm chưa đúng</w:t>
             </w:r>
           </w:p>
         </w:tc>
@@ -7981,6 +8096,7 @@
                 <w:i w:val="0"/>
                 <w:sz w:val="18"/>
               </w:rPr>
+              <w:t>Năng lực số 1.1 CB1b: HS quan sát clip chạy chậm và nói được một chi tiết trong “Động tác ném rổ bằng hai tay trước ngực” mà mình hay làm sai</w:t>
             </w:r>
           </w:p>
         </w:tc>
@@ -8325,6 +8441,7 @@
                 <w:i w:val="0"/>
                 <w:sz w:val="18"/>
               </w:rPr>
+              <w:t>Năng lực số 3.1 CB1a: HS xem lại clip mình thực hiện “Động tác ném rổ bằng hai tay trước ngực” cho chạy chậm và chỉ ra được chỗ mình làm chưa đúng</w:t>
             </w:r>
           </w:p>
         </w:tc>
@@ -8498,7 +8615,7 @@
                 <w:i w:val="0"/>
                 <w:sz w:val="20"/>
               </w:rPr>
-              <w:t>Ôn tập, kiểm tra, đánh giá</w:t>
+              <w:t>Ôn tập, đánh giá</w:t>
             </w:r>
           </w:p>
         </w:tc>
@@ -8614,7 +8731,7 @@
                 <w:i w:val="0"/>
                 <w:sz w:val="20"/>
               </w:rPr>
-              <w:t>Ôn tập, kiểm tra, đánh giá</w:t>
+              <w:t>Ôn tập, đánh giá</w:t>
             </w:r>
           </w:p>
         </w:tc>
@@ -8672,6 +8789,7 @@
                 <w:i w:val="0"/>
                 <w:sz w:val="18"/>
               </w:rPr>
+              <w:t>Năng lực số 5.2 CB1b: HS chọn và ghi được hai việc rèn luyện ở nhà gắn với các nội dung đã học trong năm</w:t>
             </w:r>
           </w:p>
         </w:tc>

--- a/assets/docs/lop2/Giao duc the chat - Lop 2.docx
+++ b/assets/docs/lop2/Giao duc the chat - Lop 2.docx
@@ -1114,19 +1114,6 @@
                 <w:i w:val="0"/>
                 <w:sz w:val="18"/>
               </w:rPr>
-              <w:t>Năng lực số 1.1 CB1b: HS chỉ được trên sơ đồ đường di chuyển của tổ mình trong “Chuyển đội hình hàng ngang thành đội hình vòng tròn và ngược lại”</w:t>
-            </w:r>
-          </w:p>
-          <w:p>
-            <w:pPr>
-              <w:spacing w:after="0"/>
-            </w:pPr>
-            <w:r>
-              <w:rPr>
-                <w:b w:val="0"/>
-                <w:i w:val="0"/>
-                <w:sz w:val="18"/>
-              </w:rPr>
               <w:t>KNS: KN hợp tác và tuân thủ luật chơi; thắng không kiêu, thua không nản.</w:t>
             </w:r>
           </w:p>
@@ -1242,7 +1229,7 @@
                 <w:i w:val="0"/>
                 <w:sz w:val="18"/>
               </w:rPr>
-              <w:t>Năng lực số 1.1 CB1b: HS chỉ được trên sơ đồ đường di chuyển của tổ mình trong “Chuyển đội hình hàng dọc thành đội hình vòng tròn và ngược lại”</w:t>
+              <w:t>Năng lực số 1.1 CB1b: HS chỉ được trên sơ đồ đường di chuyển của tổ mình trong “Chuyển đội hình hàng ngang thành đội hình vòng tròn và ngược lại”</w:t>
             </w:r>
           </w:p>
           <w:p>
@@ -1487,19 +1474,6 @@
                 <w:i w:val="0"/>
                 <w:sz w:val="18"/>
               </w:rPr>
-              <w:t>NLS-KT (Cơ bản 1): Chiếu clip mẫu “Giậm chân tại chỗ, đứng lại” đã chọn sẵn, cho chạy chậm.</w:t>
-            </w:r>
-          </w:p>
-          <w:p>
-            <w:pPr>
-              <w:spacing w:after="0"/>
-            </w:pPr>
-            <w:r>
-              <w:rPr>
-                <w:b w:val="0"/>
-                <w:i w:val="0"/>
-                <w:sz w:val="18"/>
-              </w:rPr>
               <w:t>KNS: KN hợp tác và tuân thủ luật chơi; thắng không kiêu, thua không nản.</w:t>
             </w:r>
           </w:p>
@@ -2209,19 +2183,6 @@
                 <w:i w:val="0"/>
                 <w:sz w:val="18"/>
               </w:rPr>
-              <w:t>Năng lực số 5.2 CB1b: HS tập “Động tác vươn thở, động tác tay” đúng theo nhịp phát ra và tự nhận ra khi mình lệch nhịp</w:t>
-            </w:r>
-          </w:p>
-          <w:p>
-            <w:pPr>
-              <w:spacing w:after="0"/>
-            </w:pPr>
-            <w:r>
-              <w:rPr>
-                <w:b w:val="0"/>
-                <w:i w:val="0"/>
-                <w:sz w:val="18"/>
-              </w:rPr>
               <w:t>KNS: KN hợp tác và tuân thủ luật chơi; thắng không kiêu, thua không nản.</w:t>
             </w:r>
           </w:p>
@@ -3148,7 +3109,6 @@
                 <w:i w:val="0"/>
                 <w:sz w:val="18"/>
               </w:rPr>
-              <w:t>Năng lực số 5.4 CB1a: HS đọc được bảng theo dõi phần đội hình đội ngũ và một số động tác bài thể dục và nói được mình tiến bộ ở nội dung nào</w:t>
             </w:r>
           </w:p>
         </w:tc>
@@ -3393,19 +3353,6 @@
                 <w:i w:val="0"/>
                 <w:sz w:val="18"/>
               </w:rPr>
-              <w:t>NLS-KT (Cơ bản 1): Chiếu clip mẫu “Bài tập phối hợp di chuyển vòng trái, vòng phải” đã chọn sẵn, cho chạy chậm.</w:t>
-            </w:r>
-          </w:p>
-          <w:p>
-            <w:pPr>
-              <w:spacing w:after="0"/>
-            </w:pPr>
-            <w:r>
-              <w:rPr>
-                <w:b w:val="0"/>
-                <w:i w:val="0"/>
-                <w:sz w:val="18"/>
-              </w:rPr>
               <w:t>KNS: KN bảo đảm an toàn khi vận động: khởi động kĩ, tập đúng sức, biết dừng khi mệt.</w:t>
             </w:r>
           </w:p>
@@ -3638,19 +3585,6 @@
                 <w:i w:val="0"/>
                 <w:sz w:val="18"/>
               </w:rPr>
-              <w:t>Năng lực số 1.1 CB1b: HS quan sát clip chạy chậm và nói được một chi tiết trong “Bài tập phối hợp di chuyển nhanh dần theo vạch kẻ thẳng” mà mình hay làm sai</w:t>
-            </w:r>
-          </w:p>
-          <w:p>
-            <w:pPr>
-              <w:spacing w:after="0"/>
-            </w:pPr>
-            <w:r>
-              <w:rPr>
-                <w:b w:val="0"/>
-                <w:i w:val="0"/>
-                <w:sz w:val="18"/>
-              </w:rPr>
               <w:t>KNS: KN bảo đảm an toàn khi vận động: khởi động kĩ, tập đúng sức, biết dừng khi mệt.</w:t>
             </w:r>
           </w:p>
@@ -4122,19 +4056,6 @@
               <w:spacing w:after="0"/>
             </w:pPr>
             <w:r/>
-            <w:r>
-              <w:rPr>
-                <w:b w:val="0"/>
-                <w:i w:val="0"/>
-                <w:sz w:val="18"/>
-              </w:rPr>
-              <w:t>NLS-KT (Cơ bản 1): Chiếu clip mẫu “Các động tác quỳ, ngồi cơ bản” đã chọn sẵn, cho chạy chậm.</w:t>
-            </w:r>
-          </w:p>
-          <w:p>
-            <w:pPr>
-              <w:spacing w:after="0"/>
-            </w:pPr>
             <w:r>
               <w:rPr>
                 <w:b w:val="0"/>
@@ -5351,19 +5272,6 @@
                 <w:i w:val="0"/>
                 <w:sz w:val="18"/>
               </w:rPr>
-              <w:t>Năng lực số 3.1 CB1a: HS xem lại clip mình thực hiện “Động tác di chuyển không bóng” cho chạy chậm và chỉ ra được chỗ mình làm chưa đúng</w:t>
-            </w:r>
-          </w:p>
-          <w:p>
-            <w:pPr>
-              <w:spacing w:after="0"/>
-            </w:pPr>
-            <w:r>
-              <w:rPr>
-                <w:b w:val="0"/>
-                <w:i w:val="0"/>
-                <w:sz w:val="18"/>
-              </w:rPr>
               <w:t>KNS: KN bảo đảm an toàn khi vận động: khởi động kĩ, tập đúng sức, biết dừng khi mệt.</w:t>
             </w:r>
           </w:p>
@@ -5726,19 +5634,6 @@
                 <w:i w:val="0"/>
                 <w:sz w:val="18"/>
               </w:rPr>
-              <w:t>Năng lực số 5.2 CB1b: HS tập “Động tác di chuyển không bóng” đúng theo nhịp phát ra và tự nhận ra khi mình lệch nhịp</w:t>
-            </w:r>
-          </w:p>
-          <w:p>
-            <w:pPr>
-              <w:spacing w:after="0"/>
-            </w:pPr>
-            <w:r>
-              <w:rPr>
-                <w:b w:val="0"/>
-                <w:i w:val="0"/>
-                <w:sz w:val="18"/>
-              </w:rPr>
               <w:t>KNS: KN bảo đảm an toàn khi vận động: khởi động kĩ, tập đúng sức, biết dừng khi mệt.</w:t>
             </w:r>
           </w:p>
@@ -5984,19 +5879,6 @@
                 <w:i w:val="0"/>
                 <w:sz w:val="18"/>
               </w:rPr>
-              <w:t>NLS-KT (Cơ bản 1): Ở phần Hình thành kiến thức bài “Động tác dẫn bóng” của chủ đề Bóng rổ, GV chiếu trên tivi video mẫu.</w:t>
-            </w:r>
-          </w:p>
-          <w:p>
-            <w:pPr>
-              <w:spacing w:after="0"/>
-            </w:pPr>
-            <w:r>
-              <w:rPr>
-                <w:b w:val="0"/>
-                <w:i w:val="0"/>
-                <w:sz w:val="18"/>
-              </w:rPr>
               <w:t>KNS: KN bảo đảm an toàn khi vận động: khởi động kĩ, tập đúng sức, biết dừng khi mệt.</w:t>
             </w:r>
           </w:p>
@@ -6112,19 +5994,6 @@
                 <w:i w:val="0"/>
                 <w:sz w:val="18"/>
               </w:rPr>
-              <w:t>Năng lực số 1.1 CB1b: HS quan sát clip chạy chậm và nói được một chi tiết trong “Động tác dẫn bóng” mà mình hay làm sai</w:t>
-            </w:r>
-          </w:p>
-          <w:p>
-            <w:pPr>
-              <w:spacing w:after="0"/>
-            </w:pPr>
-            <w:r>
-              <w:rPr>
-                <w:b w:val="0"/>
-                <w:i w:val="0"/>
-                <w:sz w:val="18"/>
-              </w:rPr>
               <w:t>KNS: KN bảo đảm an toàn khi vận động: khởi động kĩ, tập đúng sức, biết dừng khi mệt.</w:t>
             </w:r>
           </w:p>
@@ -7051,7 +6920,6 @@
                 <w:i w:val="0"/>
                 <w:sz w:val="18"/>
               </w:rPr>
-              <w:t>NLS-KT (Cơ bản 1): Chiếu clip mẫu “Động tác tung và bắt bóng bằng hai tay” đã chọn sẵn, cho chạy chậm.</w:t>
             </w:r>
           </w:p>
         </w:tc>
@@ -7284,7 +7152,6 @@
                 <w:i w:val="0"/>
                 <w:sz w:val="18"/>
               </w:rPr>
-              <w:t>Năng lực số 5.4 CB1a: HS đọc được bảng theo dõi phần kĩ năng vận động với bóng (thể thao tự chọn) và nói được mình tiến bộ ở nội dung nào</w:t>
             </w:r>
           </w:p>
         </w:tc>
@@ -7401,7 +7268,6 @@
                 <w:i w:val="0"/>
                 <w:sz w:val="18"/>
               </w:rPr>
-              <w:t>Năng lực số 5.4 CB1a: HS đọc được bảng theo dõi phần kĩ năng vận động với bóng (thể thao tự chọn) và nói được mình tiến bộ ở nội dung nào</w:t>
             </w:r>
           </w:p>
         </w:tc>
@@ -7979,7 +7845,6 @@
                 <w:i w:val="0"/>
                 <w:sz w:val="18"/>
               </w:rPr>
-              <w:t>NLS-KT (Cơ bản 1): Chiếu clip mẫu “Động tác ném rổ bằng hai tay trước ngực” đã chọn sẵn, cho chạy chậm.</w:t>
             </w:r>
           </w:p>
         </w:tc>
@@ -8789,7 +8654,6 @@
                 <w:i w:val="0"/>
                 <w:sz w:val="18"/>
               </w:rPr>
-              <w:t>Năng lực số 5.2 CB1b: HS chọn và ghi được hai việc rèn luyện ở nhà gắn với các nội dung đã học trong năm</w:t>
             </w:r>
           </w:p>
         </w:tc>
